--- a/Report/Introduction.docx
+++ b/Report/Introduction.docx
@@ -1,6 +1,6 @@
 
 <file path=word/document.xml><?xml version="1.0" encoding="utf-8"?>
-<w:document xmlns:wpc="http://schemas.microsoft.com/office/word/2010/wordprocessingCanvas" xmlns:cx="http://schemas.microsoft.com/office/drawing/2014/chartex" xmlns:cx1="http://schemas.microsoft.com/office/drawing/2015/9/8/chartex" xmlns:cx2="http://schemas.microsoft.com/office/drawing/2015/10/21/chartex" xmlns:cx3="http://schemas.microsoft.com/office/drawing/2016/5/9/chartex" xmlns:cx4="http://schemas.microsoft.com/office/drawing/2016/5/10/chartex" xmlns:cx5="http://schemas.microsoft.com/office/drawing/2016/5/11/chartex" xmlns:cx6="http://schemas.microsoft.com/office/drawing/2016/5/12/chartex" xmlns:cx7="http://schemas.microsoft.com/office/drawing/2016/5/13/chartex" xmlns:cx8="http://schemas.microsoft.com/office/drawing/2016/5/14/chartex" xmlns:mc="http://schemas.openxmlformats.org/markup-compatibility/2006" xmlns:aink="http://schemas.microsoft.com/office/drawing/2016/ink" xmlns:am3d="http://schemas.microsoft.com/office/drawing/2017/model3d" xmlns:o="urn:schemas-microsoft-com:office:office" xmlns:oel="http://schemas.microsoft.com/office/2019/extlst" xmlns:r="http://schemas.openxmlformats.org/officeDocument/2006/relationships" xmlns:m="http://schemas.openxmlformats.org/officeDocument/2006/math" xmlns:v="urn:schemas-microsoft-com:vml" xmlns:wp14="http://schemas.microsoft.com/office/word/2010/wordprocessingDrawing" xmlns:wp="http://schemas.openxmlformats.org/drawingml/2006/wordprocessingDrawing" xmlns:w10="urn:schemas-microsoft-com:office:word" xmlns:w="http://schemas.openxmlformats.org/wordprocessingml/2006/main" xmlns:w14="http://schemas.microsoft.com/office/word/2010/wordml" xmlns:w15="http://schemas.microsoft.com/office/word/2012/wordml" xmlns:w16cex="http://schemas.microsoft.com/office/word/2018/wordml/cex" xmlns:w16cid="http://schemas.microsoft.com/office/word/2016/wordml/cid" xmlns:w16="http://schemas.microsoft.com/office/word/2018/wordml" xmlns:w16du="http://schemas.microsoft.com/office/word/2023/wordml/word16du" xmlns:w16sdtdh="http://schemas.microsoft.com/office/word/2020/wordml/sdtdatahash" xmlns:w16se="http://schemas.microsoft.com/office/word/2015/wordml/symex" xmlns:wpg="http://schemas.microsoft.com/office/word/2010/wordprocessingGroup" xmlns:wpi="http://schemas.microsoft.com/office/word/2010/wordprocessingInk" xmlns:wne="http://schemas.microsoft.com/office/word/2006/wordml" xmlns:wps="http://schemas.microsoft.com/office/word/2010/wordprocessingShape" mc:Ignorable="w14 w15 w16se w16cid w16 w16cex w16sdtdh w16du wp14">
+<w:document xmlns:wpc="http://schemas.microsoft.com/office/word/2010/wordprocessingCanvas" xmlns:cx="http://schemas.microsoft.com/office/drawing/2014/chartex" xmlns:cx1="http://schemas.microsoft.com/office/drawing/2015/9/8/chartex" xmlns:cx2="http://schemas.microsoft.com/office/drawing/2015/10/21/chartex" xmlns:cx3="http://schemas.microsoft.com/office/drawing/2016/5/9/chartex" xmlns:cx4="http://schemas.microsoft.com/office/drawing/2016/5/10/chartex" xmlns:cx5="http://schemas.microsoft.com/office/drawing/2016/5/11/chartex" xmlns:cx6="http://schemas.microsoft.com/office/drawing/2016/5/12/chartex" xmlns:cx7="http://schemas.microsoft.com/office/drawing/2016/5/13/chartex" xmlns:cx8="http://schemas.microsoft.com/office/drawing/2016/5/14/chartex" xmlns:mc="http://schemas.openxmlformats.org/markup-compatibility/2006" xmlns:aink="http://schemas.microsoft.com/office/drawing/2016/ink" xmlns:am3d="http://schemas.microsoft.com/office/drawing/2017/model3d" xmlns:o="urn:schemas-microsoft-com:office:office" xmlns:oel="http://schemas.microsoft.com/office/2019/extlst" xmlns:r="http://schemas.openxmlformats.org/officeDocument/2006/relationships" xmlns:m="http://schemas.openxmlformats.org/officeDocument/2006/math" xmlns:v="urn:schemas-microsoft-com:vml" xmlns:wp14="http://schemas.microsoft.com/office/word/2010/wordprocessingDrawing" xmlns:wp="http://schemas.openxmlformats.org/drawingml/2006/wordprocessingDrawing" xmlns:w10="urn:schemas-microsoft-com:office:word" xmlns:w="http://schemas.openxmlformats.org/wordprocessingml/2006/main" xmlns:w14="http://schemas.microsoft.com/office/word/2010/wordml" xmlns:w15="http://schemas.microsoft.com/office/word/2012/wordml" xmlns:w16cex="http://schemas.microsoft.com/office/word/2018/wordml/cex" xmlns:w16cid="http://schemas.microsoft.com/office/word/2016/wordml/cid" xmlns:w16="http://schemas.microsoft.com/office/word/2018/wordml" xmlns:w16du="http://schemas.microsoft.com/office/word/2023/wordml/word16du" xmlns:w16sdtdh="http://schemas.microsoft.com/office/word/2020/wordml/sdtdatahash" xmlns:w16sdtfl="http://schemas.microsoft.com/office/word/2024/wordml/sdtformatlock" xmlns:w16se="http://schemas.microsoft.com/office/word/2015/wordml/symex" xmlns:wpg="http://schemas.microsoft.com/office/word/2010/wordprocessingGroup" xmlns:wpi="http://schemas.microsoft.com/office/word/2010/wordprocessingInk" xmlns:wne="http://schemas.microsoft.com/office/word/2006/wordml" xmlns:wps="http://schemas.microsoft.com/office/word/2010/wordprocessingShape" mc:Ignorable="w14 w15 w16se w16cid w16 w16cex w16sdtdh w16sdtfl w16du wp14">
   <w:body>
     <w:p>
       <w:pPr>
@@ -69,23 +69,52 @@
           <w:sz w:val="39"/>
           <w:szCs w:val="39"/>
         </w:rPr>
-        <w:t>INDUSTRIAL ASSESSMENT CENTER REPORT</w:t>
+        <w:t xml:space="preserve">INDUSTRIAL </w:t>
+      </w:r>
+      <w:r>
+        <w:rPr>
+          <w:b/>
+          <w:sz w:val="39"/>
+          <w:szCs w:val="39"/>
+        </w:rPr>
+        <w:t xml:space="preserve">TRAINING AND </w:t>
       </w:r>
     </w:p>
     <w:p>
       <w:pPr>
+        <w:spacing w:line="276" w:lineRule="auto"/>
+        <w:jc w:val="center"/>
+        <w:rPr>
+          <w:b/>
+          <w:sz w:val="39"/>
+          <w:szCs w:val="39"/>
+        </w:rPr>
+      </w:pPr>
+      <w:r>
+        <w:rPr>
+          <w:b/>
+          <w:sz w:val="39"/>
+          <w:szCs w:val="39"/>
+        </w:rPr>
+        <w:t>ASSESSMENT CENTER REPORT</w:t>
+      </w:r>
+    </w:p>
+    <w:p>
+      <w:pPr>
         <w:spacing w:before="240" w:after="240" w:line="276" w:lineRule="auto"/>
         <w:jc w:val="center"/>
       </w:pPr>
       <w:r>
         <w:rPr>
           <w:noProof/>
+          <w:color w:val="000000"/>
+          <w:bdr w:val="none" w:sz="0" w:space="0" w:color="auto" w:frame="1"/>
         </w:rPr>
         <w:drawing>
-          <wp:inline distT="0" distB="0" distL="0" distR="0" wp14:anchorId="6961A752" wp14:editId="31165F45">
-            <wp:extent cx="3200400" cy="1373344"/>
+          <wp:inline distT="0" distB="0" distL="0" distR="0" wp14:anchorId="6D2EF38D" wp14:editId="79CDF6B9">
+            <wp:extent cx="2753047" cy="1400175"/>
             <wp:effectExtent l="0" t="0" r="0" b="0"/>
-            <wp:docPr id="4" name="image12.png" descr="A picture containing text&#10;&#10;Description automatically generated"/>
+            <wp:docPr id="514653375" name="Picture 1" descr="Industrial Training and Assessment Centers | Department of Energy"/>
             <wp:cNvGraphicFramePr>
               <a:graphicFrameLocks xmlns:a="http://schemas.openxmlformats.org/drawingml/2006/main" noChangeAspect="1"/>
             </wp:cNvGraphicFramePr>
@@ -93,25 +122,36 @@
               <a:graphicData uri="http://schemas.openxmlformats.org/drawingml/2006/picture">
                 <pic:pic xmlns:pic="http://schemas.openxmlformats.org/drawingml/2006/picture">
                   <pic:nvPicPr>
-                    <pic:cNvPr id="0" name="image12.png" descr="A picture containing text&#10;&#10;Description automatically generated"/>
-                    <pic:cNvPicPr preferRelativeResize="0"/>
+                    <pic:cNvPr id="0" name="Picture 1" descr="Industrial Training and Assessment Centers | Department of Energy"/>
+                    <pic:cNvPicPr>
+                      <a:picLocks noChangeAspect="1" noChangeArrowheads="1"/>
+                    </pic:cNvPicPr>
                   </pic:nvPicPr>
                   <pic:blipFill>
-                    <a:blip r:embed="rId9"/>
+                    <a:blip r:embed="rId9">
+                      <a:extLst>
+                        <a:ext uri="{28A0092B-C50C-407E-A947-70E740481C1C}">
+                          <a14:useLocalDpi xmlns:a14="http://schemas.microsoft.com/office/drawing/2010/main" val="0"/>
+                        </a:ext>
+                      </a:extLst>
+                    </a:blip>
                     <a:srcRect/>
                     <a:stretch>
                       <a:fillRect/>
                     </a:stretch>
                   </pic:blipFill>
-                  <pic:spPr>
+                  <pic:spPr bwMode="auto">
                     <a:xfrm>
                       <a:off x="0" y="0"/>
-                      <a:ext cx="3200400" cy="1373344"/>
+                      <a:ext cx="2778815" cy="1413280"/>
                     </a:xfrm>
                     <a:prstGeom prst="rect">
                       <a:avLst/>
                     </a:prstGeom>
-                    <a:ln/>
+                    <a:noFill/>
+                    <a:ln>
+                      <a:noFill/>
+                    </a:ln>
                   </pic:spPr>
                 </pic:pic>
               </a:graphicData>
@@ -126,13 +166,99 @@
         <w:jc w:val="center"/>
         <w:rPr>
           <w:b/>
+          <w:sz w:val="28"/>
+          <w:szCs w:val="28"/>
         </w:rPr>
       </w:pPr>
       <w:r>
         <w:rPr>
           <w:b/>
+          <w:sz w:val="28"/>
+          <w:szCs w:val="28"/>
         </w:rPr>
         <w:t>Prepared by</w:t>
+      </w:r>
+    </w:p>
+    <w:p>
+      <w:pPr>
+        <w:spacing w:line="276" w:lineRule="auto"/>
+        <w:jc w:val="center"/>
+        <w:rPr>
+          <w:b/>
+          <w:bCs/>
+        </w:rPr>
+      </w:pPr>
+      <w:r>
+        <w:rPr>
+          <w:b/>
+          <w:bCs/>
+        </w:rPr>
+        <w:t xml:space="preserve">Industrial </w:t>
+      </w:r>
+      <w:r>
+        <w:rPr>
+          <w:b/>
+          <w:bCs/>
+        </w:rPr>
+        <w:t xml:space="preserve">Training and </w:t>
+      </w:r>
+      <w:r>
+        <w:rPr>
+          <w:b/>
+          <w:bCs/>
+        </w:rPr>
+        <w:t>Assessment Center</w:t>
+      </w:r>
+    </w:p>
+    <w:p>
+      <w:pPr>
+        <w:spacing w:line="276" w:lineRule="auto"/>
+        <w:jc w:val="center"/>
+        <w:rPr>
+          <w:b/>
+          <w:bCs/>
+        </w:rPr>
+      </w:pPr>
+      <w:r>
+        <w:rPr>
+          <w:b/>
+          <w:bCs/>
+        </w:rPr>
+        <w:t>Department of Mechanical Engineering and Mechanics</w:t>
+      </w:r>
+    </w:p>
+    <w:p>
+      <w:pPr>
+        <w:spacing w:line="276" w:lineRule="auto"/>
+        <w:jc w:val="center"/>
+        <w:rPr>
+          <w:b/>
+          <w:bCs/>
+        </w:rPr>
+      </w:pPr>
+      <w:r>
+        <w:rPr>
+          <w:b/>
+          <w:bCs/>
+        </w:rPr>
+        <w:t>Lehigh University</w:t>
+      </w:r>
+    </w:p>
+    <w:p>
+      <w:pPr>
+        <w:spacing w:line="276" w:lineRule="auto"/>
+        <w:jc w:val="center"/>
+        <w:rPr>
+          <w:b/>
+          <w:bCs/>
+        </w:rPr>
+      </w:pPr>
+      <w:r>
+        <w:rPr>
+          <w:b/>
+          <w:bCs/>
+        </w:rPr>
+        <w:t>Bethlehem, Pennsylvania 18015</w:t>
       </w:r>
     </w:p>
     <w:p>
@@ -143,17 +269,24 @@
           <w:b/>
           <w:bCs/>
           <w:sz w:val="28"/>
-          <w:szCs w:val="28"/>
-        </w:rPr>
-      </w:pPr>
-      <w:r>
+        </w:rPr>
+      </w:pPr>
+    </w:p>
+    <w:p>
+      <w:pPr>
+        <w:spacing w:line="276" w:lineRule="auto"/>
+        <w:jc w:val="center"/>
         <w:rPr>
           <w:b/>
           <w:bCs/>
-          <w:sz w:val="28"/>
-          <w:szCs w:val="28"/>
-        </w:rPr>
-        <w:t>Industrial Assessment Center</w:t>
+        </w:rPr>
+      </w:pPr>
+      <w:r>
+        <w:rPr>
+          <w:b/>
+          <w:bCs/>
+        </w:rPr>
+        <w:t>A PROGRAM SPONSORED BY THE</w:t>
       </w:r>
     </w:p>
     <w:p>
@@ -163,18 +296,14 @@
         <w:rPr>
           <w:b/>
           <w:bCs/>
-          <w:sz w:val="28"/>
-          <w:szCs w:val="28"/>
         </w:rPr>
       </w:pPr>
       <w:r>
         <w:rPr>
           <w:b/>
           <w:bCs/>
-          <w:sz w:val="28"/>
-          <w:szCs w:val="28"/>
-        </w:rPr>
-        <w:t>Department of Mechanical Engineering and Mechanics</w:t>
+        </w:rPr>
+        <w:t>US DEPARTMENT OF ENERGY</w:t>
       </w:r>
     </w:p>
     <w:p>
@@ -184,111 +313,12 @@
         <w:rPr>
           <w:b/>
           <w:bCs/>
-          <w:sz w:val="28"/>
-          <w:szCs w:val="28"/>
         </w:rPr>
       </w:pPr>
       <w:r>
         <w:rPr>
           <w:b/>
           <w:bCs/>
-          <w:sz w:val="28"/>
-          <w:szCs w:val="28"/>
-        </w:rPr>
-        <w:t>Lehigh University</w:t>
-      </w:r>
-    </w:p>
-    <w:p>
-      <w:pPr>
-        <w:spacing w:line="276" w:lineRule="auto"/>
-        <w:jc w:val="center"/>
-        <w:rPr>
-          <w:b/>
-          <w:bCs/>
-          <w:sz w:val="28"/>
-          <w:szCs w:val="28"/>
-        </w:rPr>
-      </w:pPr>
-      <w:r>
-        <w:rPr>
-          <w:b/>
-          <w:bCs/>
-          <w:sz w:val="28"/>
-          <w:szCs w:val="28"/>
-        </w:rPr>
-        <w:t>Bethlehem, Pennsylvania 18015</w:t>
-      </w:r>
-    </w:p>
-    <w:p>
-      <w:pPr>
-        <w:spacing w:line="276" w:lineRule="auto"/>
-        <w:jc w:val="center"/>
-        <w:rPr>
-          <w:b/>
-          <w:bCs/>
-          <w:sz w:val="28"/>
-        </w:rPr>
-      </w:pPr>
-    </w:p>
-    <w:p>
-      <w:pPr>
-        <w:spacing w:line="276" w:lineRule="auto"/>
-        <w:jc w:val="center"/>
-        <w:rPr>
-          <w:b/>
-          <w:bCs/>
-          <w:sz w:val="28"/>
-          <w:szCs w:val="28"/>
-        </w:rPr>
-      </w:pPr>
-      <w:r>
-        <w:rPr>
-          <w:b/>
-          <w:bCs/>
-          <w:sz w:val="28"/>
-          <w:szCs w:val="28"/>
-        </w:rPr>
-        <w:t>A PROGRAM SPONSORED BY THE</w:t>
-      </w:r>
-    </w:p>
-    <w:p>
-      <w:pPr>
-        <w:spacing w:line="276" w:lineRule="auto"/>
-        <w:jc w:val="center"/>
-        <w:rPr>
-          <w:b/>
-          <w:bCs/>
-          <w:sz w:val="28"/>
-          <w:szCs w:val="28"/>
-        </w:rPr>
-      </w:pPr>
-      <w:r>
-        <w:rPr>
-          <w:b/>
-          <w:bCs/>
-          <w:sz w:val="28"/>
-          <w:szCs w:val="28"/>
-        </w:rPr>
-        <w:t>US DEPARTMENT OF ENERGY</w:t>
-      </w:r>
-    </w:p>
-    <w:p>
-      <w:pPr>
-        <w:spacing w:line="276" w:lineRule="auto"/>
-        <w:jc w:val="center"/>
-        <w:rPr>
-          <w:b/>
-          <w:bCs/>
-          <w:sz w:val="28"/>
-          <w:szCs w:val="28"/>
-        </w:rPr>
-      </w:pPr>
-      <w:r>
-        <w:rPr>
-          <w:b/>
-          <w:bCs/>
-          <w:sz w:val="28"/>
-          <w:szCs w:val="28"/>
         </w:rPr>
         <w:t>OFFICE OF MANUFACTURING AND ENERGY SUPPLY CHAINS (MESC)</w:t>
       </w:r>
@@ -386,11 +416,16 @@
         <w:t xml:space="preserve">Plant Principal Product: </w:t>
       </w:r>
       <w:r>
-        <w:t>${PROD</w:t>
+        <w:t>${</w:t>
+      </w:r>
+      <w:proofErr w:type="spellStart"/>
+      <w:r>
+        <w:t>PROD</w:t>
       </w:r>
       <w:r>
         <w:t>Title</w:t>
       </w:r>
+      <w:proofErr w:type="spellEnd"/>
       <w:r>
         <w:t>}</w:t>
       </w:r>
@@ -447,7 +482,19 @@
           <w:b/>
         </w:rPr>
         <w:lastRenderedPageBreak/>
-        <w:t xml:space="preserve">LEHIGH UNIVERSITY INDUSTRIAL ASSESSMENT CENTER </w:t>
+        <w:t xml:space="preserve">LEHIGH UNIVERSITY INDUSTRIAL </w:t>
+      </w:r>
+      <w:r>
+        <w:rPr>
+          <w:b/>
+        </w:rPr>
+        <w:t xml:space="preserve">TRAINING AND </w:t>
+      </w:r>
+      <w:r>
+        <w:rPr>
+          <w:b/>
+        </w:rPr>
+        <w:t xml:space="preserve">ASSESSMENT CENTER </w:t>
       </w:r>
     </w:p>
     <w:p>
@@ -618,7 +665,19 @@
         <w:rPr>
           <w:b/>
         </w:rPr>
-        <w:t>INDUSTRIAL ASSESSMENT CENTER PERSONNEL</w:t>
+        <w:t xml:space="preserve">INDUSTRIAL </w:t>
+      </w:r>
+      <w:r>
+        <w:rPr>
+          <w:b/>
+        </w:rPr>
+        <w:t xml:space="preserve">TRAINING AND </w:t>
+      </w:r>
+      <w:r>
+        <w:rPr>
+          <w:b/>
+        </w:rPr>
+        <w:t>ASSESSMENT CENTER PERSONNEL</w:t>
       </w:r>
     </w:p>
     <w:p>
@@ -627,8 +686,13 @@
         <w:jc w:val="center"/>
       </w:pPr>
       <w:r>
-        <w:t>Dr. Alparslan Oztekin</w:t>
-      </w:r>
+        <w:t xml:space="preserve">Dr. Alparslan </w:t>
+      </w:r>
+      <w:proofErr w:type="spellStart"/>
+      <w:r>
+        <w:t>Oztekin</w:t>
+      </w:r>
+      <w:proofErr w:type="spellEnd"/>
     </w:p>
     <w:p>
       <w:pPr>
@@ -665,8 +729,13 @@
         <w:jc w:val="center"/>
       </w:pPr>
       <w:r>
-        <w:t>Direnc Akyildiz</w:t>
-      </w:r>
+        <w:t xml:space="preserve">Muhannad </w:t>
+      </w:r>
+      <w:proofErr w:type="spellStart"/>
+      <w:r>
+        <w:t>Altimemy</w:t>
+      </w:r>
+      <w:proofErr w:type="spellEnd"/>
     </w:p>
     <w:p>
       <w:pPr>
@@ -674,8 +743,21 @@
         <w:jc w:val="center"/>
       </w:pPr>
       <w:r>
-        <w:t>Muhannad Altimemy</w:t>
-      </w:r>
+        <w:t xml:space="preserve">Amin </w:t>
+      </w:r>
+      <w:proofErr w:type="spellStart"/>
+      <w:r>
+        <w:t>Balazadeh</w:t>
+      </w:r>
+      <w:proofErr w:type="spellEnd"/>
+      <w:r>
+        <w:t xml:space="preserve"> </w:t>
+      </w:r>
+      <w:proofErr w:type="spellStart"/>
+      <w:r>
+        <w:t>Kouchech</w:t>
+      </w:r>
+      <w:proofErr w:type="spellEnd"/>
     </w:p>
     <w:p>
       <w:pPr>
@@ -683,7 +765,7 @@
         <w:jc w:val="center"/>
       </w:pPr>
       <w:r>
-        <w:t>Amin Balazadeh</w:t>
+        <w:t>Genevieve Dare</w:t>
       </w:r>
     </w:p>
     <w:p>
@@ -692,7 +774,7 @@
         <w:jc w:val="center"/>
       </w:pPr>
       <w:r>
-        <w:t>Evan Dare</w:t>
+        <w:t>Ben Ratner</w:t>
       </w:r>
     </w:p>
     <w:p>
@@ -701,7 +783,7 @@
         <w:jc w:val="center"/>
       </w:pPr>
       <w:r>
-        <w:t>Justin Caspar</w:t>
+        <w:t>Alex Rios</w:t>
       </w:r>
     </w:p>
     <w:p>
@@ -710,7 +792,7 @@
         <w:jc w:val="center"/>
       </w:pPr>
       <w:r>
-        <w:t>Orhan Kaya</w:t>
+        <w:t>Gregory Scott</w:t>
       </w:r>
     </w:p>
     <w:p>
@@ -727,8 +809,13 @@
         <w:spacing w:line="276" w:lineRule="auto"/>
         <w:jc w:val="center"/>
       </w:pPr>
-      <w:r>
-        <w:t>Guanyang Xue</w:t>
+      <w:proofErr w:type="spellStart"/>
+      <w:r>
+        <w:t>Bingxu</w:t>
+      </w:r>
+      <w:proofErr w:type="spellEnd"/>
+      <w:r>
+        <w:t xml:space="preserve"> Zhao</w:t>
       </w:r>
     </w:p>
     <w:p>
@@ -771,13 +858,37 @@
         <w:jc w:val="both"/>
       </w:pPr>
       <w:r>
-        <w:t>The work described in this report was performed under the direction of the Industrial Assessment</w:t>
+        <w:t>The work described in this report was performed under the direction of the Industrial</w:t>
+      </w:r>
+      <w:r>
+        <w:t xml:space="preserve"> Training and</w:t>
+      </w:r>
+      <w:r>
+        <w:t xml:space="preserve"> Assessment</w:t>
       </w:r>
       <w:r>
         <w:t xml:space="preserve"> </w:t>
       </w:r>
       <w:r>
-        <w:t>Center (IAC) at Lehigh University. The Lehigh University IAC consists of a Director, Assistant Director, and undergraduate and graduate students who serve a major role in visit participation, energy calculations, and report writing. The IAC program is managed by Rutgers, The State University of New Jersey, under agreement with the U. S. Department of Energy through the Office of Manufacturing and Energy Supply Chains, which financially supports the program.</w:t>
+        <w:t>Center (I</w:t>
+      </w:r>
+      <w:r>
+        <w:t>T</w:t>
+      </w:r>
+      <w:r>
+        <w:t>AC) at Lehigh University. The Lehigh University I</w:t>
+      </w:r>
+      <w:r>
+        <w:t>T</w:t>
+      </w:r>
+      <w:r>
+        <w:t>AC consists of a Director, Assistant Director, and undergraduate and graduate students who serve a major role in visit participation, energy calculations, and report writing. The I</w:t>
+      </w:r>
+      <w:r>
+        <w:t>T</w:t>
+      </w:r>
+      <w:r>
+        <w:t>AC program is managed by Rutgers, The State University of New Jersey, under agreement with the U. S. Department of Energy through the Office of Manufacturing and Energy Supply Chains, which financially supports the program.</w:t>
       </w:r>
     </w:p>
     <w:p>
@@ -787,7 +898,13 @@
         <w:jc w:val="both"/>
       </w:pPr>
       <w:r>
-        <w:t>The objective of the IAC is to identify, evaluate, and recommend – through analyses of industrial plant operations – opportunities to conserve energy, minimize waste, and reduce the overall cost of operations. Our recommendations are based upon observations and measurements made at your plant. As our time was limited, we do not claim to have complete detail regarding every aspect of the plant's operations. At all times we endeavor to offer specific and quantitative recommendations regarding cost savings, energy conservation, and waste minimization of the plants we serve. However, we do not attempt to prepare engineering designs or otherwise perform services that one would expect from an engineering firm, a vendor, or a manufacturer's representative. When the need for that type of assistance occurs, you are urged to consult them directly.  If, however, you would like to discuss the contents of this report, or if you have other questions regarding energy use and/or waste minimization, please feel welcome to contact us to follow up.</w:t>
+        <w:t>The objective of the I</w:t>
+      </w:r>
+      <w:r>
+        <w:t>T</w:t>
+      </w:r>
+      <w:r>
+        <w:t>AC is to identify, evaluate, and recommend – through analyses of industrial plant operations – opportunities to conserve energy, minimize waste, and reduce the overall cost of operations. Our recommendations are based upon observations and measurements made at your plant. As our time was limited, we do not claim to have complete detail regarding every aspect of the plant's operations. At all times we endeavor to offer specific and quantitative recommendations regarding cost savings, energy conservation, and waste minimization of the plants we serve. However, we do not attempt to prepare engineering designs or otherwise perform services that one would expect from an engineering firm, a vendor, or a manufacturer's representative. When the need for that type of assistance occurs, you are urged to consult them directly.  If, however, you would like to discuss the contents of this report, or if you have other questions regarding energy use and/or waste minimization, please feel welcome to contact us to follow up.</w:t>
       </w:r>
     </w:p>
     <w:p>
@@ -893,9 +1010,11 @@
       <w:r>
         <w:t>${</w:t>
       </w:r>
+      <w:proofErr w:type="spellStart"/>
       <w:r>
         <w:t>PRODlower</w:t>
       </w:r>
+      <w:proofErr w:type="spellEnd"/>
       <w:r>
         <w:t>}</w:t>
       </w:r>
@@ -940,13 +1059,29 @@
         <w:t>Energy consumption for a twelve-month period of electricity (</w:t>
       </w:r>
       <w:r>
-        <w:t>${StartMo}</w:t>
+        <w:t>${</w:t>
+      </w:r>
+      <w:proofErr w:type="spellStart"/>
+      <w:r>
+        <w:t>StartMo</w:t>
+      </w:r>
+      <w:proofErr w:type="spellEnd"/>
+      <w:r>
+        <w:t>}</w:t>
       </w:r>
       <w:r>
         <w:t xml:space="preserve"> to </w:t>
       </w:r>
       <w:r>
-        <w:t>${EndMo}</w:t>
+        <w:t>${</w:t>
+      </w:r>
+      <w:proofErr w:type="spellStart"/>
+      <w:r>
+        <w:t>EndMo</w:t>
+      </w:r>
+      <w:proofErr w:type="spellEnd"/>
+      <w:r>
+        <w:t>}</w:t>
       </w:r>
       <w:r>
         <w:t xml:space="preserve">) consisted of the following: </w:t>
@@ -1083,13 +1218,29 @@
               <w:jc w:val="center"/>
             </w:pPr>
             <w:r>
-              <w:t>${TotalEkWh} kWh or</w:t>
+              <w:t>${</w:t>
+            </w:r>
+            <w:proofErr w:type="spellStart"/>
+            <w:r>
+              <w:t>TotalEkWh</w:t>
+            </w:r>
+            <w:proofErr w:type="spellEnd"/>
+            <w:r>
+              <w:t>} kWh or</w:t>
             </w:r>
             <w:r>
               <w:t xml:space="preserve"> </w:t>
             </w:r>
             <w:r>
-              <w:t>${TotalEBtu}</w:t>
+              <w:t>${</w:t>
+            </w:r>
+            <w:proofErr w:type="spellStart"/>
+            <w:r>
+              <w:t>TotalEBtu</w:t>
+            </w:r>
+            <w:proofErr w:type="spellEnd"/>
+            <w:r>
+              <w:t>}</w:t>
             </w:r>
             <w:r>
               <w:t xml:space="preserve"> MMBtu</w:t>
@@ -1101,7 +1252,15 @@
               <w:jc w:val="center"/>
             </w:pPr>
             <w:r>
-              <w:t>${TotalDkW} kW</w:t>
+              <w:t>${</w:t>
+            </w:r>
+            <w:proofErr w:type="spellStart"/>
+            <w:r>
+              <w:t>TotalDkW</w:t>
+            </w:r>
+            <w:proofErr w:type="spellEnd"/>
+            <w:r>
+              <w:t>} kW</w:t>
             </w:r>
           </w:p>
         </w:tc>
@@ -1119,7 +1278,15 @@
               </w:rPr>
             </w:pPr>
             <w:r>
-              <w:t xml:space="preserve">${TotalECost} </w:t>
+              <w:t>${</w:t>
+            </w:r>
+            <w:proofErr w:type="spellStart"/>
+            <w:r>
+              <w:t>TotalECost</w:t>
+            </w:r>
+            <w:proofErr w:type="spellEnd"/>
+            <w:r>
+              <w:t xml:space="preserve">} </w:t>
             </w:r>
           </w:p>
         </w:tc>
@@ -1139,7 +1306,11 @@
               <w:jc w:val="center"/>
             </w:pPr>
             <w:r>
-              <w:t>${F</w:t>
+              <w:t>${</w:t>
+            </w:r>
+            <w:proofErr w:type="spellStart"/>
+            <w:r>
+              <w:t>F</w:t>
             </w:r>
             <w:r>
               <w:t>uel</w:t>
@@ -1147,6 +1318,7 @@
             <w:r>
               <w:t>Type</w:t>
             </w:r>
+            <w:proofErr w:type="spellEnd"/>
             <w:r>
               <w:t>}</w:t>
             </w:r>
@@ -1163,7 +1335,15 @@
               <w:jc w:val="center"/>
             </w:pPr>
             <w:r>
-              <w:t>${TotalFBtu} MMBtu</w:t>
+              <w:t>${</w:t>
+            </w:r>
+            <w:proofErr w:type="spellStart"/>
+            <w:r>
+              <w:t>TotalFBtu</w:t>
+            </w:r>
+            <w:proofErr w:type="spellEnd"/>
+            <w:r>
+              <w:t>} MMBtu</w:t>
             </w:r>
           </w:p>
         </w:tc>
@@ -1181,7 +1361,15 @@
               <w:t>$</w:t>
             </w:r>
             <w:r>
-              <w:t>{TotalFCost}</w:t>
+              <w:t>{</w:t>
+            </w:r>
+            <w:proofErr w:type="spellStart"/>
+            <w:r>
+              <w:t>TotalFCost</w:t>
+            </w:r>
+            <w:proofErr w:type="spellEnd"/>
+            <w:r>
+              <w:t>}</w:t>
             </w:r>
           </w:p>
         </w:tc>
@@ -1234,7 +1422,23 @@
                 <w:b/>
                 <w:bCs/>
               </w:rPr>
-              <w:t>${TotalBtu} MMBtu</w:t>
+              <w:t>${</w:t>
+            </w:r>
+            <w:proofErr w:type="spellStart"/>
+            <w:r>
+              <w:rPr>
+                <w:b/>
+                <w:bCs/>
+              </w:rPr>
+              <w:t>TotalBtu</w:t>
+            </w:r>
+            <w:proofErr w:type="spellEnd"/>
+            <w:r>
+              <w:rPr>
+                <w:b/>
+                <w:bCs/>
+              </w:rPr>
+              <w:t>} MMBtu</w:t>
             </w:r>
           </w:p>
         </w:tc>
@@ -1258,7 +1462,23 @@
                 <w:b/>
                 <w:bCs/>
               </w:rPr>
-              <w:t>${TotalCost}</w:t>
+              <w:t>${</w:t>
+            </w:r>
+            <w:proofErr w:type="spellStart"/>
+            <w:r>
+              <w:rPr>
+                <w:b/>
+                <w:bCs/>
+              </w:rPr>
+              <w:t>TotalCost</w:t>
+            </w:r>
+            <w:proofErr w:type="spellEnd"/>
+            <w:r>
+              <w:rPr>
+                <w:b/>
+                <w:bCs/>
+              </w:rPr>
+              <w:t>}</w:t>
             </w:r>
           </w:p>
         </w:tc>
@@ -1401,12 +1621,19 @@
         <w:rPr>
           <w:b/>
         </w:rPr>
-        <w:t>${F</w:t>
-      </w:r>
+        <w:t>${</w:t>
+      </w:r>
+      <w:proofErr w:type="spellStart"/>
       <w:r>
         <w:rPr>
           <w:b/>
         </w:rPr>
+        <w:t>F</w:t>
+      </w:r>
+      <w:r>
+        <w:rPr>
+          <w:b/>
+        </w:rPr>
         <w:t>uel</w:t>
       </w:r>
       <w:r>
@@ -1415,6 +1642,7 @@
         </w:rPr>
         <w:t>Type</w:t>
       </w:r>
+      <w:proofErr w:type="spellEnd"/>
       <w:r>
         <w:rPr>
           <w:b/>
@@ -1448,12 +1676,19 @@
         <w:rPr>
           <w:b/>
         </w:rPr>
-        <w:t>${F</w:t>
-      </w:r>
+        <w:t>${</w:t>
+      </w:r>
+      <w:proofErr w:type="spellStart"/>
       <w:r>
         <w:rPr>
           <w:b/>
         </w:rPr>
+        <w:t>F</w:t>
+      </w:r>
+      <w:r>
+        <w:rPr>
+          <w:b/>
+        </w:rPr>
         <w:t>uel</w:t>
       </w:r>
       <w:r>
@@ -1462,6 +1697,7 @@
         </w:rPr>
         <w:t>Type</w:t>
       </w:r>
+      <w:proofErr w:type="spellEnd"/>
       <w:r>
         <w:rPr>
           <w:b/>
@@ -1509,7 +1745,13 @@
         <w:jc w:val="both"/>
       </w:pPr>
       <w:r>
-        <w:t xml:space="preserve">Energy bills for twelve-months are tabulated at the end of this report, followed by graphical representations of the energy usage and cost. </w:t>
+        <w:t xml:space="preserve">Energy bills for </w:t>
+      </w:r>
+      <w:r>
+        <w:t>twelve months</w:t>
+      </w:r>
+      <w:r>
+        <w:t xml:space="preserve"> are tabulated at the end of this report, followed by graphical representations of the energy usage and cost. </w:t>
       </w:r>
     </w:p>
     <w:p>
@@ -1611,15 +1853,16 @@
           <w:bCs/>
           <w:u w:val="single"/>
         </w:rPr>
-        <w:t>{PB</w:t>
-      </w:r>
+        <w:t>{</w:t>
+      </w:r>
+      <w:proofErr w:type="spellStart"/>
       <w:r>
         <w:rPr>
           <w:b/>
           <w:bCs/>
           <w:u w:val="single"/>
         </w:rPr>
-        <w:t>str</w:t>
+        <w:t>PB</w:t>
       </w:r>
       <w:r>
         <w:rPr>
@@ -1627,6 +1870,15 @@
           <w:bCs/>
           <w:u w:val="single"/>
         </w:rPr>
+        <w:t>str</w:t>
+      </w:r>
+      <w:proofErr w:type="spellEnd"/>
+      <w:r>
+        <w:rPr>
+          <w:b/>
+          <w:bCs/>
+          <w:u w:val="single"/>
+        </w:rPr>
         <w:t>}</w:t>
       </w:r>
       <w:r>
@@ -1735,7 +1987,15 @@
         <w:t xml:space="preserve"> are calculated from the DOE MEASUR Tool where 1.0 MMBtu of </w:t>
       </w:r>
       <w:r>
-        <w:t>${FuelType}</w:t>
+        <w:t>${</w:t>
+      </w:r>
+      <w:proofErr w:type="spellStart"/>
+      <w:r>
+        <w:t>FuelType</w:t>
+      </w:r>
+      <w:proofErr w:type="spellEnd"/>
+      <w:r>
+        <w:t>}</w:t>
       </w:r>
       <w:r>
         <w:t xml:space="preserve"> = </w:t>
@@ -1993,7 +2253,15 @@
                 <w:b/>
                 <w:bCs/>
               </w:rPr>
-              <w:t>${PB</w:t>
+              <w:t>${</w:t>
+            </w:r>
+            <w:proofErr w:type="spellStart"/>
+            <w:r>
+              <w:rPr>
+                <w:b/>
+                <w:bCs/>
+              </w:rPr>
+              <w:t>PB</w:t>
             </w:r>
             <w:r>
               <w:rPr>
@@ -2002,6 +2270,7 @@
               </w:rPr>
               <w:t>str</w:t>
             </w:r>
+            <w:proofErr w:type="spellEnd"/>
             <w:r>
               <w:rPr>
                 <w:b/>
@@ -2020,7 +2289,13 @@
         <w:jc w:val="both"/>
       </w:pPr>
       <w:r>
-        <w:t xml:space="preserve">All the assessment recommendations are described in detail in this report. The annual cost savings and implementation costs represent our best estimates. You may want to consult other sources to verify these estimates before a final decision for implementation of these recommendations is made. As previously discussed, we will contact you in six months regarding the success of this report. For additional information, please contact the Lehigh University Industrial Assessment Center [phone: 610-758-5741; email: </w:t>
+        <w:t xml:space="preserve">All the assessment recommendations are described in detail in this report. The annual cost savings and implementation costs represent our best estimates. You may want to consult other sources to verify these estimates before a final decision for </w:t>
+      </w:r>
+      <w:r>
+        <w:t>the implementation</w:t>
+      </w:r>
+      <w:r>
+        <w:t xml:space="preserve"> of these recommendations is made. As previously discussed, we will contact you in six months regarding the success of this report. For additional information, please contact the Lehigh University Industrial Assessment Center [phone: 610-758-5741; email: </w:t>
       </w:r>
       <w:hyperlink r:id="rId11">
         <w:r>
@@ -2175,21 +2450,37 @@
           <w:b/>
           <w:u w:val="single"/>
         </w:rPr>
-        <w:t>${A</w:t>
-      </w:r>
+        <w:t>${</w:t>
+      </w:r>
+      <w:proofErr w:type="spellStart"/>
       <w:r>
         <w:rPr>
           <w:b/>
           <w:u w:val="single"/>
         </w:rPr>
-        <w:t>dd</w:t>
+        <w:t>A</w:t>
       </w:r>
       <w:r>
         <w:rPr>
           <w:b/>
           <w:u w:val="single"/>
         </w:rPr>
-        <w:t>ACS}</w:t>
+        <w:t>dd</w:t>
+      </w:r>
+      <w:r>
+        <w:rPr>
+          <w:b/>
+          <w:u w:val="single"/>
+        </w:rPr>
+        <w:t>ACS</w:t>
+      </w:r>
+      <w:proofErr w:type="spellEnd"/>
+      <w:r>
+        <w:rPr>
+          <w:b/>
+          <w:u w:val="single"/>
+        </w:rPr>
+        <w:t>}</w:t>
       </w:r>
       <w:r>
         <w:t>, is given in Table 2.</w:t>
@@ -5187,24 +5478,14 @@
       <w:r>
         <w:t xml:space="preserve">Table </w:t>
       </w:r>
-      <w:r>
-        <w:fldChar w:fldCharType="begin"/>
-      </w:r>
-      <w:r>
-        <w:instrText xml:space="preserve"> SEQ Table \* ARABIC </w:instrText>
-      </w:r>
-      <w:r>
-        <w:fldChar w:fldCharType="separate"/>
-      </w:r>
-      <w:r>
-        <w:rPr>
-          <w:noProof/>
-        </w:rPr>
-        <w:t>1</w:t>
-      </w:r>
-      <w:r>
-        <w:fldChar w:fldCharType="end"/>
-      </w:r>
+      <w:fldSimple w:instr=" SEQ Table \* ARABIC ">
+        <w:r>
+          <w:rPr>
+            <w:noProof/>
+          </w:rPr>
+          <w:t>1</w:t>
+        </w:r>
+      </w:fldSimple>
       <w:r>
         <w:t>: Summary of Assessment Recommendations</w:t>
       </w:r>
@@ -6402,7 +6683,15 @@
                 <w:b/>
                 <w:bCs/>
               </w:rPr>
-              <w:t>${A</w:t>
+              <w:t>${</w:t>
+            </w:r>
+            <w:proofErr w:type="spellStart"/>
+            <w:r>
+              <w:rPr>
+                <w:b/>
+                <w:bCs/>
+              </w:rPr>
+              <w:t>A</w:t>
             </w:r>
             <w:r>
               <w:rPr>
@@ -6416,7 +6705,15 @@
                 <w:b/>
                 <w:bCs/>
               </w:rPr>
-              <w:t>MMBtu} MMBtu</w:t>
+              <w:t>MMBtu</w:t>
+            </w:r>
+            <w:proofErr w:type="spellEnd"/>
+            <w:r>
+              <w:rPr>
+                <w:b/>
+                <w:bCs/>
+              </w:rPr>
+              <w:t>} MMBtu</w:t>
             </w:r>
           </w:p>
         </w:tc>
@@ -6447,7 +6744,15 @@
                 <w:b/>
                 <w:bCs/>
               </w:rPr>
-              <w:t>${A</w:t>
+              <w:t>${</w:t>
+            </w:r>
+            <w:proofErr w:type="spellStart"/>
+            <w:r>
+              <w:rPr>
+                <w:b/>
+                <w:bCs/>
+              </w:rPr>
+              <w:t>A</w:t>
             </w:r>
             <w:r>
               <w:rPr>
@@ -6461,7 +6766,15 @@
                 <w:b/>
                 <w:bCs/>
               </w:rPr>
-              <w:t>ACS}</w:t>
+              <w:t>ACS</w:t>
+            </w:r>
+            <w:proofErr w:type="spellEnd"/>
+            <w:r>
+              <w:rPr>
+                <w:b/>
+                <w:bCs/>
+              </w:rPr>
+              <w:t>}</w:t>
             </w:r>
           </w:p>
         </w:tc>
@@ -6492,7 +6805,15 @@
                 <w:b/>
                 <w:bCs/>
               </w:rPr>
-              <w:t>${A</w:t>
+              <w:t>${</w:t>
+            </w:r>
+            <w:proofErr w:type="spellStart"/>
+            <w:r>
+              <w:rPr>
+                <w:b/>
+                <w:bCs/>
+              </w:rPr>
+              <w:t>A</w:t>
             </w:r>
             <w:r>
               <w:rPr>
@@ -6506,7 +6827,15 @@
                 <w:b/>
                 <w:bCs/>
               </w:rPr>
-              <w:t>IC}</w:t>
+              <w:t>IC</w:t>
+            </w:r>
+            <w:proofErr w:type="spellEnd"/>
+            <w:r>
+              <w:rPr>
+                <w:b/>
+                <w:bCs/>
+              </w:rPr>
+              <w:t>}</w:t>
             </w:r>
           </w:p>
         </w:tc>
@@ -6537,7 +6866,15 @@
                 <w:b/>
                 <w:bCs/>
               </w:rPr>
-              <w:t>${A</w:t>
+              <w:t>${</w:t>
+            </w:r>
+            <w:proofErr w:type="spellStart"/>
+            <w:r>
+              <w:rPr>
+                <w:b/>
+                <w:bCs/>
+              </w:rPr>
+              <w:t>A</w:t>
             </w:r>
             <w:r>
               <w:rPr>
@@ -6551,7 +6888,15 @@
                 <w:b/>
                 <w:bCs/>
               </w:rPr>
-              <w:t>PB}</w:t>
+              <w:t>PB</w:t>
+            </w:r>
+            <w:proofErr w:type="spellEnd"/>
+            <w:r>
+              <w:rPr>
+                <w:b/>
+                <w:bCs/>
+              </w:rPr>
+              <w:t>}</w:t>
             </w:r>
           </w:p>
         </w:tc>
@@ -6566,21 +6911,11 @@
       <w:r>
         <w:t xml:space="preserve">Table </w:t>
       </w:r>
-      <w:r>
-        <w:fldChar w:fldCharType="begin"/>
-      </w:r>
-      <w:r>
-        <w:instrText xml:space="preserve"> SEQ Table \* ARABIC </w:instrText>
-      </w:r>
-      <w:r>
-        <w:fldChar w:fldCharType="separate"/>
-      </w:r>
-      <w:r>
-        <w:t>2</w:t>
-      </w:r>
-      <w:r>
-        <w:fldChar w:fldCharType="end"/>
-      </w:r>
+      <w:fldSimple w:instr=" SEQ Table \* ARABIC ">
+        <w:r>
+          <w:t>2</w:t>
+        </w:r>
+      </w:fldSimple>
       <w:r>
         <w:t>: Summary of Additional Assessment Recommendations.</w:t>
       </w:r>
@@ -6611,7 +6946,7 @@
 </file>
 
 <file path=word/endnotes.xml><?xml version="1.0" encoding="utf-8"?>
-<w:endnotes xmlns:wpc="http://schemas.microsoft.com/office/word/2010/wordprocessingCanvas" xmlns:cx="http://schemas.microsoft.com/office/drawing/2014/chartex" xmlns:cx1="http://schemas.microsoft.com/office/drawing/2015/9/8/chartex" xmlns:cx2="http://schemas.microsoft.com/office/drawing/2015/10/21/chartex" xmlns:cx3="http://schemas.microsoft.com/office/drawing/2016/5/9/chartex" xmlns:cx4="http://schemas.microsoft.com/office/drawing/2016/5/10/chartex" xmlns:cx5="http://schemas.microsoft.com/office/drawing/2016/5/11/chartex" xmlns:cx6="http://schemas.microsoft.com/office/drawing/2016/5/12/chartex" xmlns:cx7="http://schemas.microsoft.com/office/drawing/2016/5/13/chartex" xmlns:cx8="http://schemas.microsoft.com/office/drawing/2016/5/14/chartex" xmlns:mc="http://schemas.openxmlformats.org/markup-compatibility/2006" xmlns:aink="http://schemas.microsoft.com/office/drawing/2016/ink" xmlns:am3d="http://schemas.microsoft.com/office/drawing/2017/model3d" xmlns:o="urn:schemas-microsoft-com:office:office" xmlns:oel="http://schemas.microsoft.com/office/2019/extlst" xmlns:r="http://schemas.openxmlformats.org/officeDocument/2006/relationships" xmlns:m="http://schemas.openxmlformats.org/officeDocument/2006/math" xmlns:v="urn:schemas-microsoft-com:vml" xmlns:wp14="http://schemas.microsoft.com/office/word/2010/wordprocessingDrawing" xmlns:wp="http://schemas.openxmlformats.org/drawingml/2006/wordprocessingDrawing" xmlns:w10="urn:schemas-microsoft-com:office:word" xmlns:w="http://schemas.openxmlformats.org/wordprocessingml/2006/main" xmlns:w14="http://schemas.microsoft.com/office/word/2010/wordml" xmlns:w15="http://schemas.microsoft.com/office/word/2012/wordml" xmlns:w16cex="http://schemas.microsoft.com/office/word/2018/wordml/cex" xmlns:w16cid="http://schemas.microsoft.com/office/word/2016/wordml/cid" xmlns:w16="http://schemas.microsoft.com/office/word/2018/wordml" xmlns:w16du="http://schemas.microsoft.com/office/word/2023/wordml/word16du" xmlns:w16sdtdh="http://schemas.microsoft.com/office/word/2020/wordml/sdtdatahash" xmlns:w16se="http://schemas.microsoft.com/office/word/2015/wordml/symex" xmlns:wpg="http://schemas.microsoft.com/office/word/2010/wordprocessingGroup" xmlns:wpi="http://schemas.microsoft.com/office/word/2010/wordprocessingInk" xmlns:wne="http://schemas.microsoft.com/office/word/2006/wordml" xmlns:wps="http://schemas.microsoft.com/office/word/2010/wordprocessingShape" mc:Ignorable="w14 w15 w16se w16cid w16 w16cex w16sdtdh w16du wp14">
+<w:endnotes xmlns:wpc="http://schemas.microsoft.com/office/word/2010/wordprocessingCanvas" xmlns:cx="http://schemas.microsoft.com/office/drawing/2014/chartex" xmlns:cx1="http://schemas.microsoft.com/office/drawing/2015/9/8/chartex" xmlns:cx2="http://schemas.microsoft.com/office/drawing/2015/10/21/chartex" xmlns:cx3="http://schemas.microsoft.com/office/drawing/2016/5/9/chartex" xmlns:cx4="http://schemas.microsoft.com/office/drawing/2016/5/10/chartex" xmlns:cx5="http://schemas.microsoft.com/office/drawing/2016/5/11/chartex" xmlns:cx6="http://schemas.microsoft.com/office/drawing/2016/5/12/chartex" xmlns:cx7="http://schemas.microsoft.com/office/drawing/2016/5/13/chartex" xmlns:cx8="http://schemas.microsoft.com/office/drawing/2016/5/14/chartex" xmlns:mc="http://schemas.openxmlformats.org/markup-compatibility/2006" xmlns:aink="http://schemas.microsoft.com/office/drawing/2016/ink" xmlns:am3d="http://schemas.microsoft.com/office/drawing/2017/model3d" xmlns:o="urn:schemas-microsoft-com:office:office" xmlns:oel="http://schemas.microsoft.com/office/2019/extlst" xmlns:r="http://schemas.openxmlformats.org/officeDocument/2006/relationships" xmlns:m="http://schemas.openxmlformats.org/officeDocument/2006/math" xmlns:v="urn:schemas-microsoft-com:vml" xmlns:wp14="http://schemas.microsoft.com/office/word/2010/wordprocessingDrawing" xmlns:wp="http://schemas.openxmlformats.org/drawingml/2006/wordprocessingDrawing" xmlns:w10="urn:schemas-microsoft-com:office:word" xmlns:w="http://schemas.openxmlformats.org/wordprocessingml/2006/main" xmlns:w14="http://schemas.microsoft.com/office/word/2010/wordml" xmlns:w15="http://schemas.microsoft.com/office/word/2012/wordml" xmlns:w16cex="http://schemas.microsoft.com/office/word/2018/wordml/cex" xmlns:w16cid="http://schemas.microsoft.com/office/word/2016/wordml/cid" xmlns:w16="http://schemas.microsoft.com/office/word/2018/wordml" xmlns:w16du="http://schemas.microsoft.com/office/word/2023/wordml/word16du" xmlns:w16sdtdh="http://schemas.microsoft.com/office/word/2020/wordml/sdtdatahash" xmlns:w16sdtfl="http://schemas.microsoft.com/office/word/2024/wordml/sdtformatlock" xmlns:w16se="http://schemas.microsoft.com/office/word/2015/wordml/symex" xmlns:wpg="http://schemas.microsoft.com/office/word/2010/wordprocessingGroup" xmlns:wpi="http://schemas.microsoft.com/office/word/2010/wordprocessingInk" xmlns:wne="http://schemas.microsoft.com/office/word/2006/wordml" xmlns:wps="http://schemas.microsoft.com/office/word/2010/wordprocessingShape" mc:Ignorable="w14 w15 w16se w16cid w16 w16cex w16sdtdh w16sdtfl w16du wp14">
   <w:endnote w:type="separator" w:id="-1">
     <w:p>
       <w:r>
@@ -6630,7 +6965,7 @@
 </file>
 
 <file path=word/footer1.xml><?xml version="1.0" encoding="utf-8"?>
-<w:ftr xmlns:wpc="http://schemas.microsoft.com/office/word/2010/wordprocessingCanvas" xmlns:cx="http://schemas.microsoft.com/office/drawing/2014/chartex" xmlns:cx1="http://schemas.microsoft.com/office/drawing/2015/9/8/chartex" xmlns:cx2="http://schemas.microsoft.com/office/drawing/2015/10/21/chartex" xmlns:cx3="http://schemas.microsoft.com/office/drawing/2016/5/9/chartex" xmlns:cx4="http://schemas.microsoft.com/office/drawing/2016/5/10/chartex" xmlns:cx5="http://schemas.microsoft.com/office/drawing/2016/5/11/chartex" xmlns:cx6="http://schemas.microsoft.com/office/drawing/2016/5/12/chartex" xmlns:cx7="http://schemas.microsoft.com/office/drawing/2016/5/13/chartex" xmlns:cx8="http://schemas.microsoft.com/office/drawing/2016/5/14/chartex" xmlns:mc="http://schemas.openxmlformats.org/markup-compatibility/2006" xmlns:aink="http://schemas.microsoft.com/office/drawing/2016/ink" xmlns:am3d="http://schemas.microsoft.com/office/drawing/2017/model3d" xmlns:o="urn:schemas-microsoft-com:office:office" xmlns:oel="http://schemas.microsoft.com/office/2019/extlst" xmlns:r="http://schemas.openxmlformats.org/officeDocument/2006/relationships" xmlns:m="http://schemas.openxmlformats.org/officeDocument/2006/math" xmlns:v="urn:schemas-microsoft-com:vml" xmlns:wp14="http://schemas.microsoft.com/office/word/2010/wordprocessingDrawing" xmlns:wp="http://schemas.openxmlformats.org/drawingml/2006/wordprocessingDrawing" xmlns:w10="urn:schemas-microsoft-com:office:word" xmlns:w="http://schemas.openxmlformats.org/wordprocessingml/2006/main" xmlns:w14="http://schemas.microsoft.com/office/word/2010/wordml" xmlns:w15="http://schemas.microsoft.com/office/word/2012/wordml" xmlns:w16cex="http://schemas.microsoft.com/office/word/2018/wordml/cex" xmlns:w16cid="http://schemas.microsoft.com/office/word/2016/wordml/cid" xmlns:w16="http://schemas.microsoft.com/office/word/2018/wordml" xmlns:w16du="http://schemas.microsoft.com/office/word/2023/wordml/word16du" xmlns:w16sdtdh="http://schemas.microsoft.com/office/word/2020/wordml/sdtdatahash" xmlns:w16se="http://schemas.microsoft.com/office/word/2015/wordml/symex" xmlns:wpg="http://schemas.microsoft.com/office/word/2010/wordprocessingGroup" xmlns:wpi="http://schemas.microsoft.com/office/word/2010/wordprocessingInk" xmlns:wne="http://schemas.microsoft.com/office/word/2006/wordml" xmlns:wps="http://schemas.microsoft.com/office/word/2010/wordprocessingShape" mc:Ignorable="w14 w15 w16se w16cid w16 w16cex w16sdtdh w16du wp14">
+<w:ftr xmlns:wpc="http://schemas.microsoft.com/office/word/2010/wordprocessingCanvas" xmlns:cx="http://schemas.microsoft.com/office/drawing/2014/chartex" xmlns:cx1="http://schemas.microsoft.com/office/drawing/2015/9/8/chartex" xmlns:cx2="http://schemas.microsoft.com/office/drawing/2015/10/21/chartex" xmlns:cx3="http://schemas.microsoft.com/office/drawing/2016/5/9/chartex" xmlns:cx4="http://schemas.microsoft.com/office/drawing/2016/5/10/chartex" xmlns:cx5="http://schemas.microsoft.com/office/drawing/2016/5/11/chartex" xmlns:cx6="http://schemas.microsoft.com/office/drawing/2016/5/12/chartex" xmlns:cx7="http://schemas.microsoft.com/office/drawing/2016/5/13/chartex" xmlns:cx8="http://schemas.microsoft.com/office/drawing/2016/5/14/chartex" xmlns:mc="http://schemas.openxmlformats.org/markup-compatibility/2006" xmlns:aink="http://schemas.microsoft.com/office/drawing/2016/ink" xmlns:am3d="http://schemas.microsoft.com/office/drawing/2017/model3d" xmlns:o="urn:schemas-microsoft-com:office:office" xmlns:oel="http://schemas.microsoft.com/office/2019/extlst" xmlns:r="http://schemas.openxmlformats.org/officeDocument/2006/relationships" xmlns:m="http://schemas.openxmlformats.org/officeDocument/2006/math" xmlns:v="urn:schemas-microsoft-com:vml" xmlns:wp14="http://schemas.microsoft.com/office/word/2010/wordprocessingDrawing" xmlns:wp="http://schemas.openxmlformats.org/drawingml/2006/wordprocessingDrawing" xmlns:w10="urn:schemas-microsoft-com:office:word" xmlns:w="http://schemas.openxmlformats.org/wordprocessingml/2006/main" xmlns:w14="http://schemas.microsoft.com/office/word/2010/wordml" xmlns:w15="http://schemas.microsoft.com/office/word/2012/wordml" xmlns:w16cex="http://schemas.microsoft.com/office/word/2018/wordml/cex" xmlns:w16cid="http://schemas.microsoft.com/office/word/2016/wordml/cid" xmlns:w16="http://schemas.microsoft.com/office/word/2018/wordml" xmlns:w16du="http://schemas.microsoft.com/office/word/2023/wordml/word16du" xmlns:w16sdtdh="http://schemas.microsoft.com/office/word/2020/wordml/sdtdatahash" xmlns:w16sdtfl="http://schemas.microsoft.com/office/word/2024/wordml/sdtformatlock" xmlns:w16se="http://schemas.microsoft.com/office/word/2015/wordml/symex" xmlns:wpg="http://schemas.microsoft.com/office/word/2010/wordprocessingGroup" xmlns:wpi="http://schemas.microsoft.com/office/word/2010/wordprocessingInk" xmlns:wne="http://schemas.microsoft.com/office/word/2006/wordml" xmlns:wps="http://schemas.microsoft.com/office/word/2010/wordprocessingShape" mc:Ignorable="w14 w15 w16se w16cid w16 w16cex w16sdtdh w16sdtfl w16du wp14">
   <w:p>
     <w:pPr>
       <w:pBdr>
@@ -6711,7 +7046,7 @@
 </file>
 
 <file path=word/footnotes.xml><?xml version="1.0" encoding="utf-8"?>
-<w:footnotes xmlns:wpc="http://schemas.microsoft.com/office/word/2010/wordprocessingCanvas" xmlns:cx="http://schemas.microsoft.com/office/drawing/2014/chartex" xmlns:cx1="http://schemas.microsoft.com/office/drawing/2015/9/8/chartex" xmlns:cx2="http://schemas.microsoft.com/office/drawing/2015/10/21/chartex" xmlns:cx3="http://schemas.microsoft.com/office/drawing/2016/5/9/chartex" xmlns:cx4="http://schemas.microsoft.com/office/drawing/2016/5/10/chartex" xmlns:cx5="http://schemas.microsoft.com/office/drawing/2016/5/11/chartex" xmlns:cx6="http://schemas.microsoft.com/office/drawing/2016/5/12/chartex" xmlns:cx7="http://schemas.microsoft.com/office/drawing/2016/5/13/chartex" xmlns:cx8="http://schemas.microsoft.com/office/drawing/2016/5/14/chartex" xmlns:mc="http://schemas.openxmlformats.org/markup-compatibility/2006" xmlns:aink="http://schemas.microsoft.com/office/drawing/2016/ink" xmlns:am3d="http://schemas.microsoft.com/office/drawing/2017/model3d" xmlns:o="urn:schemas-microsoft-com:office:office" xmlns:oel="http://schemas.microsoft.com/office/2019/extlst" xmlns:r="http://schemas.openxmlformats.org/officeDocument/2006/relationships" xmlns:m="http://schemas.openxmlformats.org/officeDocument/2006/math" xmlns:v="urn:schemas-microsoft-com:vml" xmlns:wp14="http://schemas.microsoft.com/office/word/2010/wordprocessingDrawing" xmlns:wp="http://schemas.openxmlformats.org/drawingml/2006/wordprocessingDrawing" xmlns:w10="urn:schemas-microsoft-com:office:word" xmlns:w="http://schemas.openxmlformats.org/wordprocessingml/2006/main" xmlns:w14="http://schemas.microsoft.com/office/word/2010/wordml" xmlns:w15="http://schemas.microsoft.com/office/word/2012/wordml" xmlns:w16cex="http://schemas.microsoft.com/office/word/2018/wordml/cex" xmlns:w16cid="http://schemas.microsoft.com/office/word/2016/wordml/cid" xmlns:w16="http://schemas.microsoft.com/office/word/2018/wordml" xmlns:w16du="http://schemas.microsoft.com/office/word/2023/wordml/word16du" xmlns:w16sdtdh="http://schemas.microsoft.com/office/word/2020/wordml/sdtdatahash" xmlns:w16se="http://schemas.microsoft.com/office/word/2015/wordml/symex" xmlns:wpg="http://schemas.microsoft.com/office/word/2010/wordprocessingGroup" xmlns:wpi="http://schemas.microsoft.com/office/word/2010/wordprocessingInk" xmlns:wne="http://schemas.microsoft.com/office/word/2006/wordml" xmlns:wps="http://schemas.microsoft.com/office/word/2010/wordprocessingShape" mc:Ignorable="w14 w15 w16se w16cid w16 w16cex w16sdtdh w16du wp14">
+<w:footnotes xmlns:wpc="http://schemas.microsoft.com/office/word/2010/wordprocessingCanvas" xmlns:cx="http://schemas.microsoft.com/office/drawing/2014/chartex" xmlns:cx1="http://schemas.microsoft.com/office/drawing/2015/9/8/chartex" xmlns:cx2="http://schemas.microsoft.com/office/drawing/2015/10/21/chartex" xmlns:cx3="http://schemas.microsoft.com/office/drawing/2016/5/9/chartex" xmlns:cx4="http://schemas.microsoft.com/office/drawing/2016/5/10/chartex" xmlns:cx5="http://schemas.microsoft.com/office/drawing/2016/5/11/chartex" xmlns:cx6="http://schemas.microsoft.com/office/drawing/2016/5/12/chartex" xmlns:cx7="http://schemas.microsoft.com/office/drawing/2016/5/13/chartex" xmlns:cx8="http://schemas.microsoft.com/office/drawing/2016/5/14/chartex" xmlns:mc="http://schemas.openxmlformats.org/markup-compatibility/2006" xmlns:aink="http://schemas.microsoft.com/office/drawing/2016/ink" xmlns:am3d="http://schemas.microsoft.com/office/drawing/2017/model3d" xmlns:o="urn:schemas-microsoft-com:office:office" xmlns:oel="http://schemas.microsoft.com/office/2019/extlst" xmlns:r="http://schemas.openxmlformats.org/officeDocument/2006/relationships" xmlns:m="http://schemas.openxmlformats.org/officeDocument/2006/math" xmlns:v="urn:schemas-microsoft-com:vml" xmlns:wp14="http://schemas.microsoft.com/office/word/2010/wordprocessingDrawing" xmlns:wp="http://schemas.openxmlformats.org/drawingml/2006/wordprocessingDrawing" xmlns:w10="urn:schemas-microsoft-com:office:word" xmlns:w="http://schemas.openxmlformats.org/wordprocessingml/2006/main" xmlns:w14="http://schemas.microsoft.com/office/word/2010/wordml" xmlns:w15="http://schemas.microsoft.com/office/word/2012/wordml" xmlns:w16cex="http://schemas.microsoft.com/office/word/2018/wordml/cex" xmlns:w16cid="http://schemas.microsoft.com/office/word/2016/wordml/cid" xmlns:w16="http://schemas.microsoft.com/office/word/2018/wordml" xmlns:w16du="http://schemas.microsoft.com/office/word/2023/wordml/word16du" xmlns:w16sdtdh="http://schemas.microsoft.com/office/word/2020/wordml/sdtdatahash" xmlns:w16sdtfl="http://schemas.microsoft.com/office/word/2024/wordml/sdtformatlock" xmlns:w16se="http://schemas.microsoft.com/office/word/2015/wordml/symex" xmlns:wpg="http://schemas.microsoft.com/office/word/2010/wordprocessingGroup" xmlns:wpi="http://schemas.microsoft.com/office/word/2010/wordprocessingInk" xmlns:wne="http://schemas.microsoft.com/office/word/2006/wordml" xmlns:wps="http://schemas.microsoft.com/office/word/2010/wordprocessingShape" mc:Ignorable="w14 w15 w16se w16cid w16 w16cex w16sdtdh w16sdtfl w16du wp14">
   <w:footnote w:type="separator" w:id="-1">
     <w:p>
       <w:r>
@@ -6730,7 +7065,7 @@
 </file>
 
 <file path=word/numbering.xml><?xml version="1.0" encoding="utf-8"?>
-<w:numbering xmlns:wpc="http://schemas.microsoft.com/office/word/2010/wordprocessingCanvas" xmlns:cx="http://schemas.microsoft.com/office/drawing/2014/chartex" xmlns:cx1="http://schemas.microsoft.com/office/drawing/2015/9/8/chartex" xmlns:cx2="http://schemas.microsoft.com/office/drawing/2015/10/21/chartex" xmlns:cx3="http://schemas.microsoft.com/office/drawing/2016/5/9/chartex" xmlns:cx4="http://schemas.microsoft.com/office/drawing/2016/5/10/chartex" xmlns:cx5="http://schemas.microsoft.com/office/drawing/2016/5/11/chartex" xmlns:cx6="http://schemas.microsoft.com/office/drawing/2016/5/12/chartex" xmlns:cx7="http://schemas.microsoft.com/office/drawing/2016/5/13/chartex" xmlns:cx8="http://schemas.microsoft.com/office/drawing/2016/5/14/chartex" xmlns:mc="http://schemas.openxmlformats.org/markup-compatibility/2006" xmlns:aink="http://schemas.microsoft.com/office/drawing/2016/ink" xmlns:am3d="http://schemas.microsoft.com/office/drawing/2017/model3d" xmlns:o="urn:schemas-microsoft-com:office:office" xmlns:oel="http://schemas.microsoft.com/office/2019/extlst" xmlns:r="http://schemas.openxmlformats.org/officeDocument/2006/relationships" xmlns:m="http://schemas.openxmlformats.org/officeDocument/2006/math" xmlns:v="urn:schemas-microsoft-com:vml" xmlns:wp14="http://schemas.microsoft.com/office/word/2010/wordprocessingDrawing" xmlns:wp="http://schemas.openxmlformats.org/drawingml/2006/wordprocessingDrawing" xmlns:w10="urn:schemas-microsoft-com:office:word" xmlns:w="http://schemas.openxmlformats.org/wordprocessingml/2006/main" xmlns:w14="http://schemas.microsoft.com/office/word/2010/wordml" xmlns:w15="http://schemas.microsoft.com/office/word/2012/wordml" xmlns:w16cex="http://schemas.microsoft.com/office/word/2018/wordml/cex" xmlns:w16cid="http://schemas.microsoft.com/office/word/2016/wordml/cid" xmlns:w16="http://schemas.microsoft.com/office/word/2018/wordml" xmlns:w16du="http://schemas.microsoft.com/office/word/2023/wordml/word16du" xmlns:w16sdtdh="http://schemas.microsoft.com/office/word/2020/wordml/sdtdatahash" xmlns:w16se="http://schemas.microsoft.com/office/word/2015/wordml/symex" xmlns:wpg="http://schemas.microsoft.com/office/word/2010/wordprocessingGroup" xmlns:wpi="http://schemas.microsoft.com/office/word/2010/wordprocessingInk" xmlns:wne="http://schemas.microsoft.com/office/word/2006/wordml" xmlns:wps="http://schemas.microsoft.com/office/word/2010/wordprocessingShape" mc:Ignorable="w14 w15 w16se w16cid w16 w16cex w16sdtdh w16du wp14">
+<w:numbering xmlns:wpc="http://schemas.microsoft.com/office/word/2010/wordprocessingCanvas" xmlns:cx="http://schemas.microsoft.com/office/drawing/2014/chartex" xmlns:cx1="http://schemas.microsoft.com/office/drawing/2015/9/8/chartex" xmlns:cx2="http://schemas.microsoft.com/office/drawing/2015/10/21/chartex" xmlns:cx3="http://schemas.microsoft.com/office/drawing/2016/5/9/chartex" xmlns:cx4="http://schemas.microsoft.com/office/drawing/2016/5/10/chartex" xmlns:cx5="http://schemas.microsoft.com/office/drawing/2016/5/11/chartex" xmlns:cx6="http://schemas.microsoft.com/office/drawing/2016/5/12/chartex" xmlns:cx7="http://schemas.microsoft.com/office/drawing/2016/5/13/chartex" xmlns:cx8="http://schemas.microsoft.com/office/drawing/2016/5/14/chartex" xmlns:mc="http://schemas.openxmlformats.org/markup-compatibility/2006" xmlns:aink="http://schemas.microsoft.com/office/drawing/2016/ink" xmlns:am3d="http://schemas.microsoft.com/office/drawing/2017/model3d" xmlns:o="urn:schemas-microsoft-com:office:office" xmlns:oel="http://schemas.microsoft.com/office/2019/extlst" xmlns:r="http://schemas.openxmlformats.org/officeDocument/2006/relationships" xmlns:m="http://schemas.openxmlformats.org/officeDocument/2006/math" xmlns:v="urn:schemas-microsoft-com:vml" xmlns:wp14="http://schemas.microsoft.com/office/word/2010/wordprocessingDrawing" xmlns:wp="http://schemas.openxmlformats.org/drawingml/2006/wordprocessingDrawing" xmlns:w10="urn:schemas-microsoft-com:office:word" xmlns:w="http://schemas.openxmlformats.org/wordprocessingml/2006/main" xmlns:w14="http://schemas.microsoft.com/office/word/2010/wordml" xmlns:w15="http://schemas.microsoft.com/office/word/2012/wordml" xmlns:w16cex="http://schemas.microsoft.com/office/word/2018/wordml/cex" xmlns:w16cid="http://schemas.microsoft.com/office/word/2016/wordml/cid" xmlns:w16="http://schemas.microsoft.com/office/word/2018/wordml" xmlns:w16du="http://schemas.microsoft.com/office/word/2023/wordml/word16du" xmlns:w16sdtdh="http://schemas.microsoft.com/office/word/2020/wordml/sdtdatahash" xmlns:w16sdtfl="http://schemas.microsoft.com/office/word/2024/wordml/sdtformatlock" xmlns:w16se="http://schemas.microsoft.com/office/word/2015/wordml/symex" xmlns:wpg="http://schemas.microsoft.com/office/word/2010/wordprocessingGroup" xmlns:wpi="http://schemas.microsoft.com/office/word/2010/wordprocessingInk" xmlns:wne="http://schemas.microsoft.com/office/word/2006/wordml" xmlns:wps="http://schemas.microsoft.com/office/word/2010/wordprocessingShape" mc:Ignorable="w14 w15 w16se w16cid w16 w16cex w16sdtdh w16sdtfl w16du wp14">
   <w:abstractNum w:abstractNumId="0" w15:restartNumberingAfterBreak="0">
     <w:nsid w:val="06245008"/>
     <w:multiLevelType w:val="multilevel"/>
@@ -8825,7 +9160,7 @@
 </file>
 
 <file path=word/styles.xml><?xml version="1.0" encoding="utf-8"?>
-<w:styles xmlns:mc="http://schemas.openxmlformats.org/markup-compatibility/2006" xmlns:r="http://schemas.openxmlformats.org/officeDocument/2006/relationships" xmlns:w="http://schemas.openxmlformats.org/wordprocessingml/2006/main" xmlns:w14="http://schemas.microsoft.com/office/word/2010/wordml" xmlns:w15="http://schemas.microsoft.com/office/word/2012/wordml" xmlns:w16cex="http://schemas.microsoft.com/office/word/2018/wordml/cex" xmlns:w16cid="http://schemas.microsoft.com/office/word/2016/wordml/cid" xmlns:w16="http://schemas.microsoft.com/office/word/2018/wordml" xmlns:w16du="http://schemas.microsoft.com/office/word/2023/wordml/word16du" xmlns:w16sdtdh="http://schemas.microsoft.com/office/word/2020/wordml/sdtdatahash" xmlns:w16se="http://schemas.microsoft.com/office/word/2015/wordml/symex" mc:Ignorable="w14 w15 w16se w16cid w16 w16cex w16sdtdh w16du">
+<w:styles xmlns:mc="http://schemas.openxmlformats.org/markup-compatibility/2006" xmlns:r="http://schemas.openxmlformats.org/officeDocument/2006/relationships" xmlns:w="http://schemas.openxmlformats.org/wordprocessingml/2006/main" xmlns:w14="http://schemas.microsoft.com/office/word/2010/wordml" xmlns:w15="http://schemas.microsoft.com/office/word/2012/wordml" xmlns:w16cex="http://schemas.microsoft.com/office/word/2018/wordml/cex" xmlns:w16cid="http://schemas.microsoft.com/office/word/2016/wordml/cid" xmlns:w16="http://schemas.microsoft.com/office/word/2018/wordml" xmlns:w16du="http://schemas.microsoft.com/office/word/2023/wordml/word16du" xmlns:w16sdtdh="http://schemas.microsoft.com/office/word/2020/wordml/sdtdatahash" xmlns:w16sdtfl="http://schemas.microsoft.com/office/word/2024/wordml/sdtformatlock" xmlns:w16se="http://schemas.microsoft.com/office/word/2015/wordml/symex" mc:Ignorable="w14 w15 w16se w16cid w16 w16cex w16sdtdh w16sdtfl w16du">
   <w:docDefaults>
     <w:rPrDefault>
       <w:rPr>

--- a/Report/Introduction.docx
+++ b/Report/Introduction.docx
@@ -11,8 +11,8 @@
           <w:noProof/>
         </w:rPr>
         <w:drawing>
-          <wp:inline distT="0" distB="0" distL="0" distR="0" wp14:anchorId="448321D7" wp14:editId="728C89F9">
-            <wp:extent cx="4114800" cy="894969"/>
+          <wp:inline distT="0" distB="0" distL="0" distR="0" wp14:anchorId="448321D7" wp14:editId="748F55F1">
+            <wp:extent cx="4120055" cy="896112"/>
             <wp:effectExtent l="0" t="0" r="0" b="0"/>
             <wp:docPr id="1998644167" name="Picture 1" descr="A close up of a logo&#10;&#10;Description automatically generated"/>
             <wp:cNvGraphicFramePr>
@@ -40,7 +40,7 @@
                   <pic:spPr>
                     <a:xfrm>
                       <a:off x="0" y="0"/>
-                      <a:ext cx="4114800" cy="894969"/>
+                      <a:ext cx="4120055" cy="896112"/>
                     </a:xfrm>
                     <a:prstGeom prst="rect">
                       <a:avLst/>
@@ -59,26 +59,10 @@
         <w:jc w:val="center"/>
         <w:rPr>
           <w:b/>
-          <w:sz w:val="39"/>
-          <w:szCs w:val="39"/>
-        </w:rPr>
-      </w:pPr>
-      <w:r>
-        <w:rPr>
-          <w:b/>
-          <w:sz w:val="39"/>
-          <w:szCs w:val="39"/>
-        </w:rPr>
-        <w:t xml:space="preserve">INDUSTRIAL </w:t>
-      </w:r>
-      <w:r>
-        <w:rPr>
-          <w:b/>
-          <w:sz w:val="39"/>
-          <w:szCs w:val="39"/>
-        </w:rPr>
-        <w:t xml:space="preserve">TRAINING AND </w:t>
-      </w:r>
+          <w:sz w:val="36"/>
+          <w:szCs w:val="36"/>
+        </w:rPr>
+      </w:pPr>
     </w:p>
     <w:p>
       <w:pPr>
@@ -86,24 +70,40 @@
         <w:jc w:val="center"/>
         <w:rPr>
           <w:b/>
-          <w:sz w:val="39"/>
-          <w:szCs w:val="39"/>
+          <w:sz w:val="36"/>
+          <w:szCs w:val="36"/>
         </w:rPr>
       </w:pPr>
       <w:r>
         <w:rPr>
           <w:b/>
-          <w:sz w:val="39"/>
-          <w:szCs w:val="39"/>
-        </w:rPr>
-        <w:t>ASSESSMENT CENTER REPORT</w:t>
+          <w:sz w:val="36"/>
+          <w:szCs w:val="36"/>
+        </w:rPr>
+        <w:t xml:space="preserve">INDUSTRIAL </w:t>
+      </w:r>
+      <w:r>
+        <w:rPr>
+          <w:b/>
+          <w:sz w:val="36"/>
+          <w:szCs w:val="36"/>
+        </w:rPr>
+        <w:t xml:space="preserve">TRAINING AND </w:t>
       </w:r>
     </w:p>
     <w:p>
       <w:pPr>
-        <w:spacing w:before="240" w:after="240" w:line="276" w:lineRule="auto"/>
+        <w:spacing w:line="276" w:lineRule="auto"/>
         <w:jc w:val="center"/>
       </w:pPr>
+      <w:r>
+        <w:rPr>
+          <w:b/>
+          <w:sz w:val="36"/>
+          <w:szCs w:val="36"/>
+        </w:rPr>
+        <w:t>ASSESSMENT CENTER REPORT</w:t>
+      </w:r>
       <w:r>
         <w:rPr>
           <w:noProof/>
@@ -111,7 +111,7 @@
           <w:bdr w:val="none" w:sz="0" w:space="0" w:color="auto" w:frame="1"/>
         </w:rPr>
         <w:drawing>
-          <wp:inline distT="0" distB="0" distL="0" distR="0" wp14:anchorId="6D2EF38D" wp14:editId="79CDF6B9">
+          <wp:inline distT="0" distB="0" distL="0" distR="0" wp14:anchorId="6D2EF38D" wp14:editId="59E6D816">
             <wp:extent cx="2753047" cy="1400175"/>
             <wp:effectExtent l="0" t="0" r="0" b="0"/>
             <wp:docPr id="514653375" name="Picture 1" descr="Industrial Training and Assessment Centers | Department of Energy"/>
@@ -128,7 +128,7 @@
                     </pic:cNvPicPr>
                   </pic:nvPicPr>
                   <pic:blipFill>
-                    <a:blip r:embed="rId9">
+                    <a:blip r:embed="rId9" cstate="print">
                       <a:extLst>
                         <a:ext uri="{28A0092B-C50C-407E-A947-70E740481C1C}">
                           <a14:useLocalDpi xmlns:a14="http://schemas.microsoft.com/office/drawing/2010/main" val="0"/>
@@ -143,7 +143,7 @@
                   <pic:spPr bwMode="auto">
                     <a:xfrm>
                       <a:off x="0" y="0"/>
-                      <a:ext cx="2778815" cy="1413280"/>
+                      <a:ext cx="2753047" cy="1400175"/>
                     </a:xfrm>
                     <a:prstGeom prst="rect">
                       <a:avLst/>
@@ -320,23 +320,55 @@
           <w:b/>
           <w:bCs/>
         </w:rPr>
-        <w:t>OFFICE OF MANUFACTURING AND ENERGY SUPPLY CHAINS (MESC)</w:t>
+        <w:t xml:space="preserve">OFFICE OF </w:t>
+      </w:r>
+      <w:r>
+        <w:rPr>
+          <w:b/>
+          <w:bCs/>
+        </w:rPr>
+        <w:t>CRITICAL MINERALS AND ENERGY INNOVATION</w:t>
+      </w:r>
+      <w:r>
+        <w:rPr>
+          <w:b/>
+          <w:bCs/>
+        </w:rPr>
+        <w:t xml:space="preserve"> (</w:t>
+      </w:r>
+      <w:r>
+        <w:rPr>
+          <w:b/>
+          <w:bCs/>
+        </w:rPr>
+        <w:t>CMEI</w:t>
+      </w:r>
+      <w:r>
+        <w:rPr>
+          <w:b/>
+          <w:bCs/>
+        </w:rPr>
+        <w:t>)</w:t>
       </w:r>
     </w:p>
     <w:p>
       <w:pPr>
-        <w:spacing w:before="240" w:after="240" w:line="276" w:lineRule="auto"/>
+        <w:spacing w:line="276" w:lineRule="auto"/>
         <w:jc w:val="center"/>
+        <w:rPr>
+          <w:b/>
+          <w:bCs/>
+        </w:rPr>
       </w:pPr>
       <w:r>
         <w:rPr>
           <w:noProof/>
         </w:rPr>
         <w:drawing>
-          <wp:inline distT="0" distB="0" distL="0" distR="0" wp14:anchorId="20B162A8" wp14:editId="2D060990">
-            <wp:extent cx="4114800" cy="1038987"/>
-            <wp:effectExtent l="0" t="0" r="0" b="2540"/>
-            <wp:docPr id="3" name="image4.png" descr="A picture containing text, clipart&#10;&#10;Description automatically generated"/>
+          <wp:inline distT="0" distB="0" distL="0" distR="0" wp14:anchorId="71E481BD" wp14:editId="07D0E935">
+            <wp:extent cx="1600200" cy="1600200"/>
+            <wp:effectExtent l="0" t="0" r="0" b="0"/>
+            <wp:docPr id="163397250" name="Picture 1" descr="CMEI&#10;&#10;AI-generated content may be incorrect."/>
             <wp:cNvGraphicFramePr>
               <a:graphicFrameLocks xmlns:a="http://schemas.openxmlformats.org/drawingml/2006/main" noChangeAspect="1"/>
             </wp:cNvGraphicFramePr>
@@ -344,25 +376,36 @@
               <a:graphicData uri="http://schemas.openxmlformats.org/drawingml/2006/picture">
                 <pic:pic xmlns:pic="http://schemas.openxmlformats.org/drawingml/2006/picture">
                   <pic:nvPicPr>
-                    <pic:cNvPr id="0" name="image4.png" descr="A picture containing text, clipart&#10;&#10;Description automatically generated"/>
-                    <pic:cNvPicPr preferRelativeResize="0"/>
+                    <pic:cNvPr id="163397250" name="Picture 1" descr="CMEI&#10;&#10;AI-generated content may be incorrect."/>
+                    <pic:cNvPicPr>
+                      <a:picLocks noChangeAspect="1" noChangeArrowheads="1"/>
+                    </pic:cNvPicPr>
                   </pic:nvPicPr>
                   <pic:blipFill>
-                    <a:blip r:embed="rId10"/>
+                    <a:blip r:embed="rId10">
+                      <a:extLst>
+                        <a:ext uri="{28A0092B-C50C-407E-A947-70E740481C1C}">
+                          <a14:useLocalDpi xmlns:a14="http://schemas.microsoft.com/office/drawing/2010/main" val="0"/>
+                        </a:ext>
+                      </a:extLst>
+                    </a:blip>
                     <a:srcRect/>
                     <a:stretch>
                       <a:fillRect/>
                     </a:stretch>
                   </pic:blipFill>
-                  <pic:spPr>
+                  <pic:spPr bwMode="auto">
                     <a:xfrm>
                       <a:off x="0" y="0"/>
-                      <a:ext cx="4114800" cy="1038987"/>
+                      <a:ext cx="1600200" cy="1600200"/>
                     </a:xfrm>
                     <a:prstGeom prst="rect">
                       <a:avLst/>
                     </a:prstGeom>
-                    <a:ln/>
+                    <a:noFill/>
+                    <a:ln>
+                      <a:noFill/>
+                    </a:ln>
                   </pic:spPr>
                 </pic:pic>
               </a:graphicData>
@@ -729,44 +772,16 @@
         <w:jc w:val="center"/>
       </w:pPr>
       <w:r>
-        <w:t xml:space="preserve">Muhannad </w:t>
+        <w:t>Amin Balazadeh</w:t>
+      </w:r>
+      <w:r>
+        <w:t xml:space="preserve"> </w:t>
       </w:r>
       <w:proofErr w:type="spellStart"/>
       <w:r>
-        <w:t>Altimemy</w:t>
+        <w:t>Kouchech</w:t>
       </w:r>
       <w:proofErr w:type="spellEnd"/>
-    </w:p>
-    <w:p>
-      <w:pPr>
-        <w:spacing w:line="276" w:lineRule="auto"/>
-        <w:jc w:val="center"/>
-      </w:pPr>
-      <w:r>
-        <w:t xml:space="preserve">Amin </w:t>
-      </w:r>
-      <w:proofErr w:type="spellStart"/>
-      <w:r>
-        <w:t>Balazadeh</w:t>
-      </w:r>
-      <w:proofErr w:type="spellEnd"/>
-      <w:r>
-        <w:t xml:space="preserve"> </w:t>
-      </w:r>
-      <w:proofErr w:type="spellStart"/>
-      <w:r>
-        <w:t>Kouchech</w:t>
-      </w:r>
-      <w:proofErr w:type="spellEnd"/>
-    </w:p>
-    <w:p>
-      <w:pPr>
-        <w:spacing w:line="276" w:lineRule="auto"/>
-        <w:jc w:val="center"/>
-      </w:pPr>
-      <w:r>
-        <w:t>Genevieve Dare</w:t>
-      </w:r>
     </w:p>
     <w:p>
       <w:pPr>
@@ -939,7 +954,7 @@
         <w:t>The contents of this report are offered as guidance. The U. S. Department of Energy, Rutgers, The State University of New Jersey, Lehigh University, and all technical sources referenced in this report do not: (a) make any warranty or representation, expressed or implied, with respect to the accuracy, completeness, or usefulness of the information contained in this report, or that the use of any information, apparatus, method, or process disclosed in this report may not infringe on privately owned rights, (b) assume any liabilities with respect to the use of, or for damages resulting from the use of, any information, apparatus, method or process disclosed in this report. This report does not reflect official views or policy of the above-mentioned institutions. Mention of trade names or commercial products does not constitute endorsement or recommendation of use.</w:t>
       </w:r>
       <w:r>
-        <w:t xml:space="preserve">                                              </w:t>
+        <w:t xml:space="preserve"> No artificial intelligence (AI) was used to generate this report.</w:t>
       </w:r>
     </w:p>
     <w:p>
@@ -1205,6 +1220,9 @@
             <w:r>
               <w:t>Electricity</w:t>
             </w:r>
+            <w:r>
+              <w:t xml:space="preserve"> Usage</w:t>
+            </w:r>
           </w:p>
         </w:tc>
         <w:tc>
@@ -1244,23 +1262,6 @@
             </w:r>
             <w:r>
               <w:t xml:space="preserve"> MMBtu</w:t>
-            </w:r>
-          </w:p>
-          <w:p>
-            <w:pPr>
-              <w:spacing w:before="60" w:after="60" w:line="276" w:lineRule="auto"/>
-              <w:jc w:val="center"/>
-            </w:pPr>
-            <w:r>
-              <w:t>${</w:t>
-            </w:r>
-            <w:proofErr w:type="spellStart"/>
-            <w:r>
-              <w:t>TotalDkW</w:t>
-            </w:r>
-            <w:proofErr w:type="spellEnd"/>
-            <w:r>
-              <w:t>} kW</w:t>
             </w:r>
           </w:p>
         </w:tc>
@@ -1288,6 +1289,61 @@
             <w:r>
               <w:t xml:space="preserve">} </w:t>
             </w:r>
+          </w:p>
+        </w:tc>
+      </w:tr>
+      <w:tr>
+        <w:trPr>
+          <w:jc w:val="center"/>
+        </w:trPr>
+        <w:tc>
+          <w:tcPr>
+            <w:tcW w:w="1728" w:type="dxa"/>
+            <w:vAlign w:val="center"/>
+          </w:tcPr>
+          <w:p>
+            <w:pPr>
+              <w:spacing w:before="60" w:after="60" w:line="276" w:lineRule="auto"/>
+              <w:jc w:val="center"/>
+            </w:pPr>
+            <w:r>
+              <w:t>Electricity Demand Usage</w:t>
+            </w:r>
+          </w:p>
+        </w:tc>
+        <w:tc>
+          <w:tcPr>
+            <w:tcW w:w="5184" w:type="dxa"/>
+            <w:vAlign w:val="center"/>
+          </w:tcPr>
+          <w:p>
+            <w:pPr>
+              <w:spacing w:before="60" w:after="60" w:line="276" w:lineRule="auto"/>
+              <w:jc w:val="center"/>
+            </w:pPr>
+            <w:r>
+              <w:t>${</w:t>
+            </w:r>
+            <w:proofErr w:type="spellStart"/>
+            <w:r>
+              <w:t>TotalDkW</w:t>
+            </w:r>
+            <w:proofErr w:type="spellEnd"/>
+            <w:r>
+              <w:t>} kW</w:t>
+            </w:r>
+          </w:p>
+        </w:tc>
+        <w:tc>
+          <w:tcPr>
+            <w:tcW w:w="1728" w:type="dxa"/>
+            <w:vAlign w:val="center"/>
+          </w:tcPr>
+          <w:p>
+            <w:pPr>
+              <w:spacing w:before="60" w:after="60" w:line="276" w:lineRule="auto"/>
+              <w:jc w:val="right"/>
+            </w:pPr>
           </w:p>
         </w:tc>
       </w:tr>
@@ -2083,6 +2139,7 @@
                 <w:b/>
                 <w:bCs/>
               </w:rPr>
+              <w:lastRenderedPageBreak/>
               <w:t xml:space="preserve">Total Annual </w:t>
             </w:r>
             <w:r>
@@ -2176,7 +2233,6 @@
                 <w:b/>
                 <w:bCs/>
               </w:rPr>
-              <w:lastRenderedPageBreak/>
               <w:t>$</w:t>
             </w:r>
             <w:r>
@@ -2320,34 +2376,47 @@
           <w:noProof/>
         </w:rPr>
         <w:drawing>
-          <wp:inline distT="0" distB="0" distL="0" distR="0" wp14:anchorId="5A90E78C" wp14:editId="040FC027">
-            <wp:extent cx="4133850" cy="1104900"/>
+          <wp:inline distT="0" distB="0" distL="0" distR="0" wp14:anchorId="3D48D187" wp14:editId="2D9B00D6">
+            <wp:extent cx="1600200" cy="1600200"/>
             <wp:effectExtent l="0" t="0" r="0" b="0"/>
-            <wp:docPr id="6" name="image8.png" descr="A picture containing text, clipart&#10;&#10;Description automatically generated"/>
-            <wp:cNvGraphicFramePr/>
+            <wp:docPr id="668017018" name="Picture 1" descr="CMEI&#10;&#10;AI-generated content may be incorrect."/>
+            <wp:cNvGraphicFramePr>
+              <a:graphicFrameLocks xmlns:a="http://schemas.openxmlformats.org/drawingml/2006/main" noChangeAspect="1"/>
+            </wp:cNvGraphicFramePr>
             <a:graphic xmlns:a="http://schemas.openxmlformats.org/drawingml/2006/main">
               <a:graphicData uri="http://schemas.openxmlformats.org/drawingml/2006/picture">
                 <pic:pic xmlns:pic="http://schemas.openxmlformats.org/drawingml/2006/picture">
                   <pic:nvPicPr>
-                    <pic:cNvPr id="0" name="image8.png" descr="A picture containing text, clipart&#10;&#10;Description automatically generated"/>
-                    <pic:cNvPicPr preferRelativeResize="0"/>
+                    <pic:cNvPr id="163397250" name="Picture 1" descr="CMEI&#10;&#10;AI-generated content may be incorrect."/>
+                    <pic:cNvPicPr>
+                      <a:picLocks noChangeAspect="1" noChangeArrowheads="1"/>
+                    </pic:cNvPicPr>
                   </pic:nvPicPr>
                   <pic:blipFill>
-                    <a:blip r:embed="rId12"/>
+                    <a:blip r:embed="rId10">
+                      <a:extLst>
+                        <a:ext uri="{28A0092B-C50C-407E-A947-70E740481C1C}">
+                          <a14:useLocalDpi xmlns:a14="http://schemas.microsoft.com/office/drawing/2010/main" val="0"/>
+                        </a:ext>
+                      </a:extLst>
+                    </a:blip>
                     <a:srcRect/>
                     <a:stretch>
                       <a:fillRect/>
                     </a:stretch>
                   </pic:blipFill>
-                  <pic:spPr>
+                  <pic:spPr bwMode="auto">
                     <a:xfrm>
                       <a:off x="0" y="0"/>
-                      <a:ext cx="4133850" cy="1104900"/>
+                      <a:ext cx="1600200" cy="1600200"/>
                     </a:xfrm>
                     <a:prstGeom prst="rect">
                       <a:avLst/>
                     </a:prstGeom>
-                    <a:ln/>
+                    <a:noFill/>
+                    <a:ln>
+                      <a:noFill/>
+                    </a:ln>
                   </pic:spPr>
                 </pic:pic>
               </a:graphicData>
@@ -2483,10 +2552,18 @@
         <w:t>}</w:t>
       </w:r>
       <w:r>
-        <w:t>, is given in Table 2.</w:t>
-      </w:r>
-      <w:r>
-        <w:t>&lt;/A</w:t>
+        <w:t xml:space="preserve">, is given in Table </w:t>
+      </w:r>
+      <w:proofErr w:type="gramStart"/>
+      <w:r>
+        <w:t>2.</w:t>
+      </w:r>
+      <w:r>
+        <w:t>&lt;</w:t>
+      </w:r>
+      <w:proofErr w:type="gramEnd"/>
+      <w:r>
+        <w:t>/A</w:t>
       </w:r>
       <w:r>
         <w:t>DD</w:t>
@@ -2725,7 +2802,6 @@
               <w:bottom w:val="single" w:sz="8" w:space="0" w:color="auto"/>
               <w:right w:val="single" w:sz="8" w:space="0" w:color="auto"/>
             </w:tcBorders>
-            <w:shd w:val="clear" w:color="auto" w:fill="auto"/>
             <w:vAlign w:val="center"/>
           </w:tcPr>
           <w:p>
@@ -2748,7 +2824,6 @@
               <w:bottom w:val="single" w:sz="8" w:space="0" w:color="auto"/>
               <w:right w:val="single" w:sz="8" w:space="0" w:color="auto"/>
             </w:tcBorders>
-            <w:shd w:val="clear" w:color="auto" w:fill="auto"/>
             <w:vAlign w:val="center"/>
           </w:tcPr>
           <w:p>
@@ -2771,7 +2846,6 @@
               <w:bottom w:val="single" w:sz="8" w:space="0" w:color="auto"/>
               <w:right w:val="single" w:sz="8" w:space="0" w:color="auto"/>
             </w:tcBorders>
-            <w:shd w:val="clear" w:color="auto" w:fill="auto"/>
             <w:vAlign w:val="center"/>
           </w:tcPr>
           <w:p>
@@ -2794,7 +2868,6 @@
               <w:bottom w:val="single" w:sz="8" w:space="0" w:color="auto"/>
               <w:right w:val="single" w:sz="8" w:space="0" w:color="auto"/>
             </w:tcBorders>
-            <w:shd w:val="clear" w:color="auto" w:fill="auto"/>
             <w:vAlign w:val="center"/>
           </w:tcPr>
           <w:p>
@@ -2817,7 +2890,6 @@
               <w:bottom w:val="single" w:sz="8" w:space="0" w:color="auto"/>
               <w:right w:val="single" w:sz="8" w:space="0" w:color="auto"/>
             </w:tcBorders>
-            <w:shd w:val="clear" w:color="auto" w:fill="auto"/>
             <w:vAlign w:val="center"/>
           </w:tcPr>
           <w:p>
@@ -2840,7 +2912,6 @@
               <w:bottom w:val="single" w:sz="8" w:space="0" w:color="auto"/>
               <w:right w:val="single" w:sz="8" w:space="0" w:color="auto"/>
             </w:tcBorders>
-            <w:shd w:val="clear" w:color="auto" w:fill="auto"/>
             <w:vAlign w:val="center"/>
           </w:tcPr>
           <w:p>
@@ -2863,7 +2934,6 @@
               <w:bottom w:val="single" w:sz="8" w:space="0" w:color="auto"/>
               <w:right w:val="single" w:sz="8" w:space="0" w:color="auto"/>
             </w:tcBorders>
-            <w:shd w:val="clear" w:color="auto" w:fill="auto"/>
             <w:vAlign w:val="center"/>
           </w:tcPr>
           <w:p>
@@ -2891,7 +2961,6 @@
               <w:bottom w:val="single" w:sz="8" w:space="0" w:color="auto"/>
               <w:right w:val="single" w:sz="8" w:space="0" w:color="auto"/>
             </w:tcBorders>
-            <w:shd w:val="clear" w:color="auto" w:fill="auto"/>
             <w:vAlign w:val="center"/>
           </w:tcPr>
           <w:p>
@@ -2914,7 +2983,6 @@
               <w:bottom w:val="single" w:sz="8" w:space="0" w:color="auto"/>
               <w:right w:val="single" w:sz="8" w:space="0" w:color="auto"/>
             </w:tcBorders>
-            <w:shd w:val="clear" w:color="auto" w:fill="auto"/>
             <w:vAlign w:val="center"/>
           </w:tcPr>
           <w:p>
@@ -2937,7 +3005,6 @@
               <w:bottom w:val="single" w:sz="8" w:space="0" w:color="auto"/>
               <w:right w:val="single" w:sz="8" w:space="0" w:color="auto"/>
             </w:tcBorders>
-            <w:shd w:val="clear" w:color="auto" w:fill="auto"/>
             <w:vAlign w:val="center"/>
           </w:tcPr>
           <w:p>
@@ -2960,7 +3027,6 @@
               <w:bottom w:val="single" w:sz="8" w:space="0" w:color="auto"/>
               <w:right w:val="single" w:sz="8" w:space="0" w:color="auto"/>
             </w:tcBorders>
-            <w:shd w:val="clear" w:color="auto" w:fill="auto"/>
             <w:vAlign w:val="center"/>
           </w:tcPr>
           <w:p>
@@ -2983,7 +3049,6 @@
               <w:bottom w:val="single" w:sz="8" w:space="0" w:color="auto"/>
               <w:right w:val="single" w:sz="8" w:space="0" w:color="auto"/>
             </w:tcBorders>
-            <w:shd w:val="clear" w:color="auto" w:fill="auto"/>
             <w:vAlign w:val="center"/>
           </w:tcPr>
           <w:p>
@@ -3006,7 +3071,6 @@
               <w:bottom w:val="single" w:sz="8" w:space="0" w:color="auto"/>
               <w:right w:val="single" w:sz="8" w:space="0" w:color="auto"/>
             </w:tcBorders>
-            <w:shd w:val="clear" w:color="auto" w:fill="auto"/>
             <w:vAlign w:val="center"/>
           </w:tcPr>
           <w:p>
@@ -3029,7 +3093,6 @@
               <w:bottom w:val="single" w:sz="8" w:space="0" w:color="auto"/>
               <w:right w:val="single" w:sz="8" w:space="0" w:color="auto"/>
             </w:tcBorders>
-            <w:shd w:val="clear" w:color="auto" w:fill="auto"/>
             <w:vAlign w:val="center"/>
           </w:tcPr>
           <w:p>
@@ -3057,7 +3120,6 @@
               <w:bottom w:val="single" w:sz="8" w:space="0" w:color="auto"/>
               <w:right w:val="single" w:sz="8" w:space="0" w:color="auto"/>
             </w:tcBorders>
-            <w:shd w:val="clear" w:color="auto" w:fill="auto"/>
             <w:vAlign w:val="center"/>
           </w:tcPr>
           <w:p>
@@ -3080,7 +3142,6 @@
               <w:bottom w:val="single" w:sz="8" w:space="0" w:color="auto"/>
               <w:right w:val="single" w:sz="8" w:space="0" w:color="auto"/>
             </w:tcBorders>
-            <w:shd w:val="clear" w:color="auto" w:fill="auto"/>
             <w:vAlign w:val="center"/>
           </w:tcPr>
           <w:p>
@@ -3103,7 +3164,6 @@
               <w:bottom w:val="single" w:sz="8" w:space="0" w:color="auto"/>
               <w:right w:val="single" w:sz="8" w:space="0" w:color="auto"/>
             </w:tcBorders>
-            <w:shd w:val="clear" w:color="auto" w:fill="auto"/>
             <w:vAlign w:val="center"/>
           </w:tcPr>
           <w:p>
@@ -3126,7 +3186,6 @@
               <w:bottom w:val="single" w:sz="8" w:space="0" w:color="auto"/>
               <w:right w:val="single" w:sz="8" w:space="0" w:color="auto"/>
             </w:tcBorders>
-            <w:shd w:val="clear" w:color="auto" w:fill="auto"/>
             <w:vAlign w:val="center"/>
           </w:tcPr>
           <w:p>
@@ -3149,7 +3208,6 @@
               <w:bottom w:val="single" w:sz="8" w:space="0" w:color="auto"/>
               <w:right w:val="single" w:sz="8" w:space="0" w:color="auto"/>
             </w:tcBorders>
-            <w:shd w:val="clear" w:color="auto" w:fill="auto"/>
             <w:vAlign w:val="center"/>
           </w:tcPr>
           <w:p>
@@ -3172,7 +3230,6 @@
               <w:bottom w:val="single" w:sz="8" w:space="0" w:color="auto"/>
               <w:right w:val="single" w:sz="8" w:space="0" w:color="auto"/>
             </w:tcBorders>
-            <w:shd w:val="clear" w:color="auto" w:fill="auto"/>
             <w:vAlign w:val="center"/>
           </w:tcPr>
           <w:p>
@@ -3195,7 +3252,6 @@
               <w:bottom w:val="single" w:sz="8" w:space="0" w:color="auto"/>
               <w:right w:val="single" w:sz="8" w:space="0" w:color="auto"/>
             </w:tcBorders>
-            <w:shd w:val="clear" w:color="auto" w:fill="auto"/>
             <w:vAlign w:val="center"/>
           </w:tcPr>
           <w:p>
@@ -3223,7 +3279,6 @@
               <w:bottom w:val="single" w:sz="8" w:space="0" w:color="auto"/>
               <w:right w:val="single" w:sz="8" w:space="0" w:color="auto"/>
             </w:tcBorders>
-            <w:shd w:val="clear" w:color="auto" w:fill="auto"/>
             <w:vAlign w:val="center"/>
           </w:tcPr>
           <w:p>
@@ -3246,7 +3301,6 @@
               <w:bottom w:val="single" w:sz="8" w:space="0" w:color="auto"/>
               <w:right w:val="single" w:sz="8" w:space="0" w:color="auto"/>
             </w:tcBorders>
-            <w:shd w:val="clear" w:color="auto" w:fill="auto"/>
             <w:vAlign w:val="center"/>
           </w:tcPr>
           <w:p>
@@ -3269,7 +3323,6 @@
               <w:bottom w:val="single" w:sz="8" w:space="0" w:color="auto"/>
               <w:right w:val="single" w:sz="8" w:space="0" w:color="auto"/>
             </w:tcBorders>
-            <w:shd w:val="clear" w:color="auto" w:fill="auto"/>
             <w:vAlign w:val="center"/>
           </w:tcPr>
           <w:p>
@@ -3292,7 +3345,6 @@
               <w:bottom w:val="single" w:sz="8" w:space="0" w:color="auto"/>
               <w:right w:val="single" w:sz="8" w:space="0" w:color="auto"/>
             </w:tcBorders>
-            <w:shd w:val="clear" w:color="auto" w:fill="auto"/>
             <w:vAlign w:val="center"/>
           </w:tcPr>
           <w:p>
@@ -3315,7 +3367,6 @@
               <w:bottom w:val="single" w:sz="8" w:space="0" w:color="auto"/>
               <w:right w:val="single" w:sz="8" w:space="0" w:color="auto"/>
             </w:tcBorders>
-            <w:shd w:val="clear" w:color="auto" w:fill="auto"/>
             <w:vAlign w:val="center"/>
           </w:tcPr>
           <w:p>
@@ -3338,7 +3389,6 @@
               <w:bottom w:val="single" w:sz="8" w:space="0" w:color="auto"/>
               <w:right w:val="single" w:sz="8" w:space="0" w:color="auto"/>
             </w:tcBorders>
-            <w:shd w:val="clear" w:color="auto" w:fill="auto"/>
             <w:vAlign w:val="center"/>
           </w:tcPr>
           <w:p>
@@ -3361,7 +3411,6 @@
               <w:bottom w:val="single" w:sz="8" w:space="0" w:color="auto"/>
               <w:right w:val="single" w:sz="8" w:space="0" w:color="auto"/>
             </w:tcBorders>
-            <w:shd w:val="clear" w:color="auto" w:fill="auto"/>
             <w:vAlign w:val="center"/>
           </w:tcPr>
           <w:p>
@@ -3389,7 +3438,6 @@
               <w:bottom w:val="single" w:sz="8" w:space="0" w:color="auto"/>
               <w:right w:val="single" w:sz="8" w:space="0" w:color="auto"/>
             </w:tcBorders>
-            <w:shd w:val="clear" w:color="auto" w:fill="auto"/>
             <w:vAlign w:val="center"/>
           </w:tcPr>
           <w:p>
@@ -3412,7 +3460,6 @@
               <w:bottom w:val="single" w:sz="8" w:space="0" w:color="auto"/>
               <w:right w:val="single" w:sz="8" w:space="0" w:color="auto"/>
             </w:tcBorders>
-            <w:shd w:val="clear" w:color="auto" w:fill="auto"/>
             <w:vAlign w:val="center"/>
           </w:tcPr>
           <w:p>
@@ -3435,7 +3482,6 @@
               <w:bottom w:val="single" w:sz="8" w:space="0" w:color="auto"/>
               <w:right w:val="single" w:sz="8" w:space="0" w:color="auto"/>
             </w:tcBorders>
-            <w:shd w:val="clear" w:color="auto" w:fill="auto"/>
             <w:vAlign w:val="center"/>
           </w:tcPr>
           <w:p>
@@ -3458,7 +3504,6 @@
               <w:bottom w:val="single" w:sz="8" w:space="0" w:color="auto"/>
               <w:right w:val="single" w:sz="8" w:space="0" w:color="auto"/>
             </w:tcBorders>
-            <w:shd w:val="clear" w:color="auto" w:fill="auto"/>
             <w:vAlign w:val="center"/>
           </w:tcPr>
           <w:p>
@@ -3481,7 +3526,6 @@
               <w:bottom w:val="single" w:sz="8" w:space="0" w:color="auto"/>
               <w:right w:val="single" w:sz="8" w:space="0" w:color="auto"/>
             </w:tcBorders>
-            <w:shd w:val="clear" w:color="auto" w:fill="auto"/>
             <w:vAlign w:val="center"/>
           </w:tcPr>
           <w:p>
@@ -3504,7 +3548,6 @@
               <w:bottom w:val="single" w:sz="8" w:space="0" w:color="auto"/>
               <w:right w:val="single" w:sz="8" w:space="0" w:color="auto"/>
             </w:tcBorders>
-            <w:shd w:val="clear" w:color="auto" w:fill="auto"/>
             <w:vAlign w:val="center"/>
           </w:tcPr>
           <w:p>
@@ -3527,7 +3570,6 @@
               <w:bottom w:val="single" w:sz="8" w:space="0" w:color="auto"/>
               <w:right w:val="single" w:sz="8" w:space="0" w:color="auto"/>
             </w:tcBorders>
-            <w:shd w:val="clear" w:color="auto" w:fill="auto"/>
             <w:vAlign w:val="center"/>
           </w:tcPr>
           <w:p>
@@ -3555,7 +3597,6 @@
               <w:bottom w:val="single" w:sz="8" w:space="0" w:color="auto"/>
               <w:right w:val="single" w:sz="8" w:space="0" w:color="auto"/>
             </w:tcBorders>
-            <w:shd w:val="clear" w:color="auto" w:fill="auto"/>
             <w:vAlign w:val="center"/>
           </w:tcPr>
           <w:p>
@@ -3578,7 +3619,6 @@
               <w:bottom w:val="single" w:sz="8" w:space="0" w:color="auto"/>
               <w:right w:val="single" w:sz="8" w:space="0" w:color="auto"/>
             </w:tcBorders>
-            <w:shd w:val="clear" w:color="auto" w:fill="auto"/>
             <w:vAlign w:val="center"/>
           </w:tcPr>
           <w:p>
@@ -3601,7 +3641,6 @@
               <w:bottom w:val="single" w:sz="8" w:space="0" w:color="auto"/>
               <w:right w:val="single" w:sz="8" w:space="0" w:color="auto"/>
             </w:tcBorders>
-            <w:shd w:val="clear" w:color="auto" w:fill="auto"/>
             <w:vAlign w:val="center"/>
           </w:tcPr>
           <w:p>
@@ -3624,7 +3663,6 @@
               <w:bottom w:val="single" w:sz="8" w:space="0" w:color="auto"/>
               <w:right w:val="single" w:sz="8" w:space="0" w:color="auto"/>
             </w:tcBorders>
-            <w:shd w:val="clear" w:color="auto" w:fill="auto"/>
             <w:vAlign w:val="center"/>
           </w:tcPr>
           <w:p>
@@ -3647,7 +3685,6 @@
               <w:bottom w:val="single" w:sz="8" w:space="0" w:color="auto"/>
               <w:right w:val="single" w:sz="8" w:space="0" w:color="auto"/>
             </w:tcBorders>
-            <w:shd w:val="clear" w:color="auto" w:fill="auto"/>
             <w:vAlign w:val="center"/>
           </w:tcPr>
           <w:p>
@@ -3670,7 +3707,6 @@
               <w:bottom w:val="single" w:sz="8" w:space="0" w:color="auto"/>
               <w:right w:val="single" w:sz="8" w:space="0" w:color="auto"/>
             </w:tcBorders>
-            <w:shd w:val="clear" w:color="auto" w:fill="auto"/>
             <w:vAlign w:val="center"/>
           </w:tcPr>
           <w:p>
@@ -3693,7 +3729,6 @@
               <w:bottom w:val="single" w:sz="8" w:space="0" w:color="auto"/>
               <w:right w:val="single" w:sz="8" w:space="0" w:color="auto"/>
             </w:tcBorders>
-            <w:shd w:val="clear" w:color="auto" w:fill="auto"/>
             <w:vAlign w:val="center"/>
           </w:tcPr>
           <w:p>
@@ -3721,7 +3756,6 @@
               <w:bottom w:val="single" w:sz="8" w:space="0" w:color="auto"/>
               <w:right w:val="single" w:sz="8" w:space="0" w:color="auto"/>
             </w:tcBorders>
-            <w:shd w:val="clear" w:color="auto" w:fill="auto"/>
             <w:vAlign w:val="center"/>
           </w:tcPr>
           <w:p>
@@ -3744,7 +3778,6 @@
               <w:bottom w:val="single" w:sz="8" w:space="0" w:color="auto"/>
               <w:right w:val="single" w:sz="8" w:space="0" w:color="auto"/>
             </w:tcBorders>
-            <w:shd w:val="clear" w:color="auto" w:fill="auto"/>
             <w:vAlign w:val="center"/>
           </w:tcPr>
           <w:p>
@@ -3767,7 +3800,6 @@
               <w:bottom w:val="single" w:sz="8" w:space="0" w:color="auto"/>
               <w:right w:val="single" w:sz="8" w:space="0" w:color="auto"/>
             </w:tcBorders>
-            <w:shd w:val="clear" w:color="auto" w:fill="auto"/>
             <w:vAlign w:val="center"/>
           </w:tcPr>
           <w:p>
@@ -3790,7 +3822,6 @@
               <w:bottom w:val="single" w:sz="8" w:space="0" w:color="auto"/>
               <w:right w:val="single" w:sz="8" w:space="0" w:color="auto"/>
             </w:tcBorders>
-            <w:shd w:val="clear" w:color="auto" w:fill="auto"/>
             <w:vAlign w:val="center"/>
           </w:tcPr>
           <w:p>
@@ -3813,7 +3844,6 @@
               <w:bottom w:val="single" w:sz="8" w:space="0" w:color="auto"/>
               <w:right w:val="single" w:sz="8" w:space="0" w:color="auto"/>
             </w:tcBorders>
-            <w:shd w:val="clear" w:color="auto" w:fill="auto"/>
             <w:vAlign w:val="center"/>
           </w:tcPr>
           <w:p>
@@ -3836,7 +3866,6 @@
               <w:bottom w:val="single" w:sz="8" w:space="0" w:color="auto"/>
               <w:right w:val="single" w:sz="8" w:space="0" w:color="auto"/>
             </w:tcBorders>
-            <w:shd w:val="clear" w:color="auto" w:fill="auto"/>
             <w:vAlign w:val="center"/>
           </w:tcPr>
           <w:p>
@@ -3859,7 +3888,6 @@
               <w:bottom w:val="single" w:sz="8" w:space="0" w:color="auto"/>
               <w:right w:val="single" w:sz="8" w:space="0" w:color="auto"/>
             </w:tcBorders>
-            <w:shd w:val="clear" w:color="auto" w:fill="auto"/>
             <w:vAlign w:val="center"/>
           </w:tcPr>
           <w:p>
@@ -3887,7 +3915,6 @@
               <w:bottom w:val="single" w:sz="8" w:space="0" w:color="auto"/>
               <w:right w:val="single" w:sz="8" w:space="0" w:color="auto"/>
             </w:tcBorders>
-            <w:shd w:val="clear" w:color="auto" w:fill="auto"/>
             <w:vAlign w:val="center"/>
           </w:tcPr>
           <w:p>
@@ -3910,7 +3937,6 @@
               <w:bottom w:val="single" w:sz="8" w:space="0" w:color="auto"/>
               <w:right w:val="single" w:sz="8" w:space="0" w:color="auto"/>
             </w:tcBorders>
-            <w:shd w:val="clear" w:color="auto" w:fill="auto"/>
             <w:vAlign w:val="center"/>
           </w:tcPr>
           <w:p>
@@ -3933,7 +3959,6 @@
               <w:bottom w:val="single" w:sz="8" w:space="0" w:color="auto"/>
               <w:right w:val="single" w:sz="8" w:space="0" w:color="auto"/>
             </w:tcBorders>
-            <w:shd w:val="clear" w:color="auto" w:fill="auto"/>
             <w:vAlign w:val="center"/>
           </w:tcPr>
           <w:p>
@@ -3956,7 +3981,6 @@
               <w:bottom w:val="single" w:sz="8" w:space="0" w:color="auto"/>
               <w:right w:val="single" w:sz="8" w:space="0" w:color="auto"/>
             </w:tcBorders>
-            <w:shd w:val="clear" w:color="auto" w:fill="auto"/>
             <w:vAlign w:val="center"/>
           </w:tcPr>
           <w:p>
@@ -3979,7 +4003,6 @@
               <w:bottom w:val="single" w:sz="8" w:space="0" w:color="auto"/>
               <w:right w:val="single" w:sz="8" w:space="0" w:color="auto"/>
             </w:tcBorders>
-            <w:shd w:val="clear" w:color="auto" w:fill="auto"/>
             <w:vAlign w:val="center"/>
           </w:tcPr>
           <w:p>
@@ -4002,7 +4025,6 @@
               <w:bottom w:val="single" w:sz="8" w:space="0" w:color="auto"/>
               <w:right w:val="single" w:sz="8" w:space="0" w:color="auto"/>
             </w:tcBorders>
-            <w:shd w:val="clear" w:color="auto" w:fill="auto"/>
             <w:vAlign w:val="center"/>
           </w:tcPr>
           <w:p>
@@ -4025,7 +4047,6 @@
               <w:bottom w:val="single" w:sz="8" w:space="0" w:color="auto"/>
               <w:right w:val="single" w:sz="8" w:space="0" w:color="auto"/>
             </w:tcBorders>
-            <w:shd w:val="clear" w:color="auto" w:fill="auto"/>
             <w:vAlign w:val="center"/>
           </w:tcPr>
           <w:p>
@@ -4053,7 +4074,6 @@
               <w:bottom w:val="single" w:sz="8" w:space="0" w:color="auto"/>
               <w:right w:val="single" w:sz="8" w:space="0" w:color="auto"/>
             </w:tcBorders>
-            <w:shd w:val="clear" w:color="auto" w:fill="auto"/>
             <w:vAlign w:val="center"/>
           </w:tcPr>
           <w:p>
@@ -4076,7 +4096,6 @@
               <w:bottom w:val="single" w:sz="8" w:space="0" w:color="auto"/>
               <w:right w:val="single" w:sz="8" w:space="0" w:color="auto"/>
             </w:tcBorders>
-            <w:shd w:val="clear" w:color="auto" w:fill="auto"/>
             <w:vAlign w:val="center"/>
           </w:tcPr>
           <w:p>
@@ -4099,7 +4118,6 @@
               <w:bottom w:val="single" w:sz="8" w:space="0" w:color="auto"/>
               <w:right w:val="single" w:sz="8" w:space="0" w:color="auto"/>
             </w:tcBorders>
-            <w:shd w:val="clear" w:color="auto" w:fill="auto"/>
             <w:vAlign w:val="center"/>
           </w:tcPr>
           <w:p>
@@ -4122,7 +4140,6 @@
               <w:bottom w:val="single" w:sz="8" w:space="0" w:color="auto"/>
               <w:right w:val="single" w:sz="8" w:space="0" w:color="auto"/>
             </w:tcBorders>
-            <w:shd w:val="clear" w:color="auto" w:fill="auto"/>
             <w:vAlign w:val="center"/>
           </w:tcPr>
           <w:p>
@@ -4145,7 +4162,6 @@
               <w:bottom w:val="single" w:sz="8" w:space="0" w:color="auto"/>
               <w:right w:val="single" w:sz="8" w:space="0" w:color="auto"/>
             </w:tcBorders>
-            <w:shd w:val="clear" w:color="auto" w:fill="auto"/>
             <w:vAlign w:val="center"/>
           </w:tcPr>
           <w:p>
@@ -4168,7 +4184,6 @@
               <w:bottom w:val="single" w:sz="8" w:space="0" w:color="auto"/>
               <w:right w:val="single" w:sz="8" w:space="0" w:color="auto"/>
             </w:tcBorders>
-            <w:shd w:val="clear" w:color="auto" w:fill="auto"/>
             <w:vAlign w:val="center"/>
           </w:tcPr>
           <w:p>
@@ -4191,7 +4206,6 @@
               <w:bottom w:val="single" w:sz="8" w:space="0" w:color="auto"/>
               <w:right w:val="single" w:sz="8" w:space="0" w:color="auto"/>
             </w:tcBorders>
-            <w:shd w:val="clear" w:color="auto" w:fill="auto"/>
             <w:vAlign w:val="center"/>
           </w:tcPr>
           <w:p>
@@ -4219,7 +4233,6 @@
               <w:bottom w:val="single" w:sz="8" w:space="0" w:color="auto"/>
               <w:right w:val="single" w:sz="8" w:space="0" w:color="auto"/>
             </w:tcBorders>
-            <w:shd w:val="clear" w:color="auto" w:fill="auto"/>
             <w:vAlign w:val="center"/>
           </w:tcPr>
           <w:p>
@@ -4242,7 +4255,6 @@
               <w:bottom w:val="single" w:sz="8" w:space="0" w:color="auto"/>
               <w:right w:val="single" w:sz="8" w:space="0" w:color="auto"/>
             </w:tcBorders>
-            <w:shd w:val="clear" w:color="auto" w:fill="auto"/>
             <w:vAlign w:val="center"/>
           </w:tcPr>
           <w:p>
@@ -4265,7 +4277,6 @@
               <w:bottom w:val="single" w:sz="8" w:space="0" w:color="auto"/>
               <w:right w:val="single" w:sz="8" w:space="0" w:color="auto"/>
             </w:tcBorders>
-            <w:shd w:val="clear" w:color="auto" w:fill="auto"/>
             <w:vAlign w:val="center"/>
           </w:tcPr>
           <w:p>
@@ -4288,7 +4299,6 @@
               <w:bottom w:val="single" w:sz="8" w:space="0" w:color="auto"/>
               <w:right w:val="single" w:sz="8" w:space="0" w:color="auto"/>
             </w:tcBorders>
-            <w:shd w:val="clear" w:color="auto" w:fill="auto"/>
             <w:vAlign w:val="center"/>
           </w:tcPr>
           <w:p>
@@ -4311,7 +4321,6 @@
               <w:bottom w:val="single" w:sz="8" w:space="0" w:color="auto"/>
               <w:right w:val="single" w:sz="8" w:space="0" w:color="auto"/>
             </w:tcBorders>
-            <w:shd w:val="clear" w:color="auto" w:fill="auto"/>
             <w:vAlign w:val="center"/>
           </w:tcPr>
           <w:p>
@@ -4334,7 +4343,6 @@
               <w:bottom w:val="single" w:sz="8" w:space="0" w:color="auto"/>
               <w:right w:val="single" w:sz="8" w:space="0" w:color="auto"/>
             </w:tcBorders>
-            <w:shd w:val="clear" w:color="auto" w:fill="auto"/>
             <w:vAlign w:val="center"/>
           </w:tcPr>
           <w:p>
@@ -4357,7 +4365,6 @@
               <w:bottom w:val="single" w:sz="8" w:space="0" w:color="auto"/>
               <w:right w:val="single" w:sz="8" w:space="0" w:color="auto"/>
             </w:tcBorders>
-            <w:shd w:val="clear" w:color="auto" w:fill="auto"/>
             <w:vAlign w:val="center"/>
           </w:tcPr>
           <w:p>
@@ -4385,7 +4392,6 @@
               <w:bottom w:val="single" w:sz="8" w:space="0" w:color="auto"/>
               <w:right w:val="single" w:sz="8" w:space="0" w:color="auto"/>
             </w:tcBorders>
-            <w:shd w:val="clear" w:color="auto" w:fill="auto"/>
             <w:vAlign w:val="center"/>
           </w:tcPr>
           <w:p>
@@ -4408,7 +4414,6 @@
               <w:bottom w:val="single" w:sz="8" w:space="0" w:color="auto"/>
               <w:right w:val="single" w:sz="8" w:space="0" w:color="auto"/>
             </w:tcBorders>
-            <w:shd w:val="clear" w:color="auto" w:fill="auto"/>
             <w:vAlign w:val="center"/>
           </w:tcPr>
           <w:p>
@@ -4431,7 +4436,6 @@
               <w:bottom w:val="single" w:sz="8" w:space="0" w:color="auto"/>
               <w:right w:val="single" w:sz="8" w:space="0" w:color="auto"/>
             </w:tcBorders>
-            <w:shd w:val="clear" w:color="auto" w:fill="auto"/>
             <w:vAlign w:val="center"/>
           </w:tcPr>
           <w:p>
@@ -4454,7 +4458,6 @@
               <w:bottom w:val="single" w:sz="8" w:space="0" w:color="auto"/>
               <w:right w:val="single" w:sz="8" w:space="0" w:color="auto"/>
             </w:tcBorders>
-            <w:shd w:val="clear" w:color="auto" w:fill="auto"/>
             <w:vAlign w:val="center"/>
           </w:tcPr>
           <w:p>
@@ -4477,7 +4480,6 @@
               <w:bottom w:val="single" w:sz="8" w:space="0" w:color="auto"/>
               <w:right w:val="single" w:sz="8" w:space="0" w:color="auto"/>
             </w:tcBorders>
-            <w:shd w:val="clear" w:color="auto" w:fill="auto"/>
             <w:vAlign w:val="center"/>
           </w:tcPr>
           <w:p>
@@ -4500,7 +4502,6 @@
               <w:bottom w:val="single" w:sz="8" w:space="0" w:color="auto"/>
               <w:right w:val="single" w:sz="8" w:space="0" w:color="auto"/>
             </w:tcBorders>
-            <w:shd w:val="clear" w:color="auto" w:fill="auto"/>
             <w:vAlign w:val="center"/>
           </w:tcPr>
           <w:p>
@@ -4523,7 +4524,6 @@
               <w:bottom w:val="single" w:sz="8" w:space="0" w:color="auto"/>
               <w:right w:val="single" w:sz="8" w:space="0" w:color="auto"/>
             </w:tcBorders>
-            <w:shd w:val="clear" w:color="auto" w:fill="auto"/>
             <w:vAlign w:val="center"/>
           </w:tcPr>
           <w:p>
@@ -4551,7 +4551,6 @@
               <w:bottom w:val="single" w:sz="8" w:space="0" w:color="auto"/>
               <w:right w:val="single" w:sz="8" w:space="0" w:color="auto"/>
             </w:tcBorders>
-            <w:shd w:val="clear" w:color="auto" w:fill="auto"/>
             <w:vAlign w:val="center"/>
           </w:tcPr>
           <w:p>
@@ -4574,7 +4573,6 @@
               <w:bottom w:val="single" w:sz="8" w:space="0" w:color="auto"/>
               <w:right w:val="single" w:sz="8" w:space="0" w:color="auto"/>
             </w:tcBorders>
-            <w:shd w:val="clear" w:color="auto" w:fill="auto"/>
             <w:vAlign w:val="center"/>
           </w:tcPr>
           <w:p>
@@ -4597,7 +4595,6 @@
               <w:bottom w:val="single" w:sz="8" w:space="0" w:color="auto"/>
               <w:right w:val="single" w:sz="8" w:space="0" w:color="auto"/>
             </w:tcBorders>
-            <w:shd w:val="clear" w:color="auto" w:fill="auto"/>
             <w:vAlign w:val="center"/>
           </w:tcPr>
           <w:p>
@@ -4620,7 +4617,6 @@
               <w:bottom w:val="single" w:sz="8" w:space="0" w:color="auto"/>
               <w:right w:val="single" w:sz="8" w:space="0" w:color="auto"/>
             </w:tcBorders>
-            <w:shd w:val="clear" w:color="auto" w:fill="auto"/>
             <w:vAlign w:val="center"/>
           </w:tcPr>
           <w:p>
@@ -4643,7 +4639,6 @@
               <w:bottom w:val="single" w:sz="8" w:space="0" w:color="auto"/>
               <w:right w:val="single" w:sz="8" w:space="0" w:color="auto"/>
             </w:tcBorders>
-            <w:shd w:val="clear" w:color="auto" w:fill="auto"/>
             <w:vAlign w:val="center"/>
           </w:tcPr>
           <w:p>
@@ -4666,7 +4661,6 @@
               <w:bottom w:val="single" w:sz="8" w:space="0" w:color="auto"/>
               <w:right w:val="single" w:sz="8" w:space="0" w:color="auto"/>
             </w:tcBorders>
-            <w:shd w:val="clear" w:color="auto" w:fill="auto"/>
             <w:vAlign w:val="center"/>
           </w:tcPr>
           <w:p>
@@ -4689,7 +4683,6 @@
               <w:bottom w:val="single" w:sz="8" w:space="0" w:color="auto"/>
               <w:right w:val="single" w:sz="8" w:space="0" w:color="auto"/>
             </w:tcBorders>
-            <w:shd w:val="clear" w:color="auto" w:fill="auto"/>
             <w:vAlign w:val="center"/>
           </w:tcPr>
           <w:p>
@@ -4717,7 +4710,6 @@
               <w:bottom w:val="single" w:sz="8" w:space="0" w:color="auto"/>
               <w:right w:val="single" w:sz="8" w:space="0" w:color="auto"/>
             </w:tcBorders>
-            <w:shd w:val="clear" w:color="auto" w:fill="auto"/>
             <w:vAlign w:val="center"/>
           </w:tcPr>
           <w:p>
@@ -4740,7 +4732,6 @@
               <w:bottom w:val="single" w:sz="8" w:space="0" w:color="auto"/>
               <w:right w:val="single" w:sz="8" w:space="0" w:color="auto"/>
             </w:tcBorders>
-            <w:shd w:val="clear" w:color="auto" w:fill="auto"/>
             <w:vAlign w:val="center"/>
           </w:tcPr>
           <w:p>
@@ -4763,7 +4754,6 @@
               <w:bottom w:val="single" w:sz="8" w:space="0" w:color="auto"/>
               <w:right w:val="single" w:sz="8" w:space="0" w:color="auto"/>
             </w:tcBorders>
-            <w:shd w:val="clear" w:color="auto" w:fill="auto"/>
             <w:vAlign w:val="center"/>
           </w:tcPr>
           <w:p>
@@ -4786,7 +4776,6 @@
               <w:bottom w:val="single" w:sz="8" w:space="0" w:color="auto"/>
               <w:right w:val="single" w:sz="8" w:space="0" w:color="auto"/>
             </w:tcBorders>
-            <w:shd w:val="clear" w:color="auto" w:fill="auto"/>
             <w:vAlign w:val="center"/>
           </w:tcPr>
           <w:p>
@@ -4809,7 +4798,6 @@
               <w:bottom w:val="single" w:sz="8" w:space="0" w:color="auto"/>
               <w:right w:val="single" w:sz="8" w:space="0" w:color="auto"/>
             </w:tcBorders>
-            <w:shd w:val="clear" w:color="auto" w:fill="auto"/>
             <w:vAlign w:val="center"/>
           </w:tcPr>
           <w:p>
@@ -4832,7 +4820,6 @@
               <w:bottom w:val="single" w:sz="8" w:space="0" w:color="auto"/>
               <w:right w:val="single" w:sz="8" w:space="0" w:color="auto"/>
             </w:tcBorders>
-            <w:shd w:val="clear" w:color="auto" w:fill="auto"/>
             <w:vAlign w:val="center"/>
           </w:tcPr>
           <w:p>
@@ -4855,7 +4842,6 @@
               <w:bottom w:val="single" w:sz="8" w:space="0" w:color="auto"/>
               <w:right w:val="single" w:sz="8" w:space="0" w:color="auto"/>
             </w:tcBorders>
-            <w:shd w:val="clear" w:color="auto" w:fill="auto"/>
             <w:vAlign w:val="center"/>
           </w:tcPr>
           <w:p>
@@ -4883,7 +4869,6 @@
               <w:bottom w:val="single" w:sz="8" w:space="0" w:color="auto"/>
               <w:right w:val="single" w:sz="8" w:space="0" w:color="auto"/>
             </w:tcBorders>
-            <w:shd w:val="clear" w:color="auto" w:fill="auto"/>
             <w:vAlign w:val="center"/>
           </w:tcPr>
           <w:p>
@@ -4906,7 +4891,6 @@
               <w:bottom w:val="single" w:sz="8" w:space="0" w:color="auto"/>
               <w:right w:val="single" w:sz="8" w:space="0" w:color="auto"/>
             </w:tcBorders>
-            <w:shd w:val="clear" w:color="auto" w:fill="auto"/>
             <w:vAlign w:val="center"/>
           </w:tcPr>
           <w:p>
@@ -4929,7 +4913,6 @@
               <w:bottom w:val="single" w:sz="8" w:space="0" w:color="auto"/>
               <w:right w:val="single" w:sz="8" w:space="0" w:color="auto"/>
             </w:tcBorders>
-            <w:shd w:val="clear" w:color="auto" w:fill="auto"/>
             <w:vAlign w:val="center"/>
           </w:tcPr>
           <w:p>
@@ -4952,7 +4935,6 @@
               <w:bottom w:val="single" w:sz="8" w:space="0" w:color="auto"/>
               <w:right w:val="single" w:sz="8" w:space="0" w:color="auto"/>
             </w:tcBorders>
-            <w:shd w:val="clear" w:color="auto" w:fill="auto"/>
             <w:vAlign w:val="center"/>
           </w:tcPr>
           <w:p>
@@ -4975,7 +4957,6 @@
               <w:bottom w:val="single" w:sz="8" w:space="0" w:color="auto"/>
               <w:right w:val="single" w:sz="8" w:space="0" w:color="auto"/>
             </w:tcBorders>
-            <w:shd w:val="clear" w:color="auto" w:fill="auto"/>
             <w:vAlign w:val="center"/>
           </w:tcPr>
           <w:p>
@@ -4998,7 +4979,6 @@
               <w:bottom w:val="single" w:sz="8" w:space="0" w:color="auto"/>
               <w:right w:val="single" w:sz="8" w:space="0" w:color="auto"/>
             </w:tcBorders>
-            <w:shd w:val="clear" w:color="auto" w:fill="auto"/>
             <w:vAlign w:val="center"/>
           </w:tcPr>
           <w:p>
@@ -5021,7 +5001,6 @@
               <w:bottom w:val="single" w:sz="8" w:space="0" w:color="auto"/>
               <w:right w:val="single" w:sz="8" w:space="0" w:color="auto"/>
             </w:tcBorders>
-            <w:shd w:val="clear" w:color="auto" w:fill="auto"/>
             <w:vAlign w:val="center"/>
           </w:tcPr>
           <w:p>
@@ -5049,7 +5028,6 @@
               <w:bottom w:val="single" w:sz="8" w:space="0" w:color="auto"/>
               <w:right w:val="single" w:sz="8" w:space="0" w:color="auto"/>
             </w:tcBorders>
-            <w:shd w:val="clear" w:color="auto" w:fill="auto"/>
             <w:vAlign w:val="center"/>
           </w:tcPr>
           <w:p>
@@ -5072,7 +5050,6 @@
               <w:bottom w:val="single" w:sz="8" w:space="0" w:color="auto"/>
               <w:right w:val="single" w:sz="8" w:space="0" w:color="auto"/>
             </w:tcBorders>
-            <w:shd w:val="clear" w:color="auto" w:fill="auto"/>
             <w:vAlign w:val="center"/>
           </w:tcPr>
           <w:p>
@@ -5095,7 +5072,6 @@
               <w:bottom w:val="single" w:sz="8" w:space="0" w:color="auto"/>
               <w:right w:val="single" w:sz="8" w:space="0" w:color="auto"/>
             </w:tcBorders>
-            <w:shd w:val="clear" w:color="auto" w:fill="auto"/>
             <w:vAlign w:val="center"/>
           </w:tcPr>
           <w:p>
@@ -5118,7 +5094,6 @@
               <w:bottom w:val="single" w:sz="8" w:space="0" w:color="auto"/>
               <w:right w:val="single" w:sz="8" w:space="0" w:color="auto"/>
             </w:tcBorders>
-            <w:shd w:val="clear" w:color="auto" w:fill="auto"/>
             <w:vAlign w:val="center"/>
           </w:tcPr>
           <w:p>
@@ -5141,7 +5116,6 @@
               <w:bottom w:val="single" w:sz="8" w:space="0" w:color="auto"/>
               <w:right w:val="single" w:sz="8" w:space="0" w:color="auto"/>
             </w:tcBorders>
-            <w:shd w:val="clear" w:color="auto" w:fill="auto"/>
             <w:vAlign w:val="center"/>
           </w:tcPr>
           <w:p>
@@ -5164,7 +5138,6 @@
               <w:bottom w:val="single" w:sz="8" w:space="0" w:color="auto"/>
               <w:right w:val="single" w:sz="8" w:space="0" w:color="auto"/>
             </w:tcBorders>
-            <w:shd w:val="clear" w:color="auto" w:fill="auto"/>
             <w:vAlign w:val="center"/>
           </w:tcPr>
           <w:p>
@@ -5187,7 +5160,6 @@
               <w:bottom w:val="single" w:sz="8" w:space="0" w:color="auto"/>
               <w:right w:val="single" w:sz="8" w:space="0" w:color="auto"/>
             </w:tcBorders>
-            <w:shd w:val="clear" w:color="auto" w:fill="auto"/>
             <w:vAlign w:val="center"/>
           </w:tcPr>
           <w:p>
@@ -5215,7 +5187,6 @@
               <w:bottom w:val="single" w:sz="8" w:space="0" w:color="auto"/>
               <w:right w:val="single" w:sz="8" w:space="0" w:color="auto"/>
             </w:tcBorders>
-            <w:shd w:val="clear" w:color="auto" w:fill="auto"/>
             <w:vAlign w:val="center"/>
           </w:tcPr>
           <w:p>
@@ -5246,7 +5217,6 @@
               <w:bottom w:val="single" w:sz="8" w:space="0" w:color="auto"/>
               <w:right w:val="single" w:sz="8" w:space="0" w:color="auto"/>
             </w:tcBorders>
-            <w:shd w:val="clear" w:color="auto" w:fill="auto"/>
             <w:vAlign w:val="center"/>
           </w:tcPr>
           <w:p>
@@ -5277,7 +5247,6 @@
               <w:bottom w:val="single" w:sz="8" w:space="0" w:color="auto"/>
               <w:right w:val="single" w:sz="8" w:space="0" w:color="auto"/>
             </w:tcBorders>
-            <w:shd w:val="clear" w:color="auto" w:fill="auto"/>
             <w:vAlign w:val="center"/>
           </w:tcPr>
           <w:p>
@@ -5324,7 +5293,6 @@
               <w:bottom w:val="single" w:sz="8" w:space="0" w:color="auto"/>
               <w:right w:val="single" w:sz="8" w:space="0" w:color="auto"/>
             </w:tcBorders>
-            <w:shd w:val="clear" w:color="auto" w:fill="auto"/>
             <w:vAlign w:val="center"/>
           </w:tcPr>
           <w:p>
@@ -5377,7 +5345,6 @@
               <w:bottom w:val="single" w:sz="8" w:space="0" w:color="auto"/>
               <w:right w:val="single" w:sz="8" w:space="0" w:color="auto"/>
             </w:tcBorders>
-            <w:shd w:val="clear" w:color="auto" w:fill="auto"/>
             <w:vAlign w:val="center"/>
           </w:tcPr>
           <w:p>
@@ -5408,7 +5375,6 @@
               <w:bottom w:val="single" w:sz="8" w:space="0" w:color="auto"/>
               <w:right w:val="single" w:sz="8" w:space="0" w:color="auto"/>
             </w:tcBorders>
-            <w:shd w:val="clear" w:color="auto" w:fill="auto"/>
             <w:vAlign w:val="center"/>
           </w:tcPr>
           <w:p>
@@ -5446,7 +5412,6 @@
               <w:bottom w:val="single" w:sz="8" w:space="0" w:color="auto"/>
               <w:right w:val="single" w:sz="8" w:space="0" w:color="auto"/>
             </w:tcBorders>
-            <w:shd w:val="clear" w:color="auto" w:fill="auto"/>
             <w:vAlign w:val="center"/>
           </w:tcPr>
           <w:p>
@@ -5487,13 +5452,21 @@
         </w:r>
       </w:fldSimple>
       <w:r>
-        <w:t>: Summary of Assessment Recommendations</w:t>
+        <w:t xml:space="preserve">: Summary of Assessment </w:t>
+      </w:r>
+      <w:proofErr w:type="gramStart"/>
+      <w:r>
+        <w:t>Recommendations</w:t>
       </w:r>
       <w:r>
         <w:t>.</w:t>
       </w:r>
       <w:r>
-        <w:t>&lt;A</w:t>
+        <w:t>&lt;</w:t>
+      </w:r>
+      <w:proofErr w:type="gramEnd"/>
+      <w:r>
+        <w:t>A</w:t>
       </w:r>
       <w:r>
         <w:t>DD</w:t>
@@ -5742,7 +5715,6 @@
               <w:bottom w:val="single" w:sz="8" w:space="0" w:color="auto"/>
               <w:right w:val="single" w:sz="8" w:space="0" w:color="auto"/>
             </w:tcBorders>
-            <w:shd w:val="clear" w:color="auto" w:fill="auto"/>
             <w:vAlign w:val="center"/>
           </w:tcPr>
           <w:p>
@@ -5765,7 +5737,6 @@
               <w:bottom w:val="single" w:sz="8" w:space="0" w:color="auto"/>
               <w:right w:val="single" w:sz="8" w:space="0" w:color="auto"/>
             </w:tcBorders>
-            <w:shd w:val="clear" w:color="auto" w:fill="auto"/>
             <w:vAlign w:val="center"/>
           </w:tcPr>
           <w:p>
@@ -5788,7 +5759,6 @@
               <w:bottom w:val="single" w:sz="8" w:space="0" w:color="auto"/>
               <w:right w:val="single" w:sz="8" w:space="0" w:color="auto"/>
             </w:tcBorders>
-            <w:shd w:val="clear" w:color="auto" w:fill="auto"/>
             <w:vAlign w:val="center"/>
           </w:tcPr>
           <w:p>
@@ -5811,7 +5781,6 @@
               <w:bottom w:val="single" w:sz="8" w:space="0" w:color="auto"/>
               <w:right w:val="single" w:sz="8" w:space="0" w:color="auto"/>
             </w:tcBorders>
-            <w:shd w:val="clear" w:color="auto" w:fill="auto"/>
             <w:vAlign w:val="center"/>
           </w:tcPr>
           <w:p>
@@ -5834,7 +5803,6 @@
               <w:bottom w:val="single" w:sz="8" w:space="0" w:color="auto"/>
               <w:right w:val="single" w:sz="8" w:space="0" w:color="auto"/>
             </w:tcBorders>
-            <w:shd w:val="clear" w:color="auto" w:fill="auto"/>
             <w:vAlign w:val="center"/>
           </w:tcPr>
           <w:p>
@@ -5857,7 +5825,6 @@
               <w:bottom w:val="single" w:sz="8" w:space="0" w:color="auto"/>
               <w:right w:val="single" w:sz="8" w:space="0" w:color="auto"/>
             </w:tcBorders>
-            <w:shd w:val="clear" w:color="auto" w:fill="auto"/>
             <w:vAlign w:val="center"/>
           </w:tcPr>
           <w:p>
@@ -5880,7 +5847,6 @@
               <w:bottom w:val="single" w:sz="8" w:space="0" w:color="auto"/>
               <w:right w:val="single" w:sz="8" w:space="0" w:color="auto"/>
             </w:tcBorders>
-            <w:shd w:val="clear" w:color="auto" w:fill="auto"/>
             <w:vAlign w:val="center"/>
           </w:tcPr>
           <w:p>
@@ -5908,7 +5874,6 @@
               <w:bottom w:val="single" w:sz="8" w:space="0" w:color="auto"/>
               <w:right w:val="single" w:sz="8" w:space="0" w:color="auto"/>
             </w:tcBorders>
-            <w:shd w:val="clear" w:color="auto" w:fill="auto"/>
             <w:vAlign w:val="center"/>
           </w:tcPr>
           <w:p>
@@ -5931,7 +5896,6 @@
               <w:bottom w:val="single" w:sz="8" w:space="0" w:color="auto"/>
               <w:right w:val="single" w:sz="8" w:space="0" w:color="auto"/>
             </w:tcBorders>
-            <w:shd w:val="clear" w:color="auto" w:fill="auto"/>
             <w:vAlign w:val="center"/>
           </w:tcPr>
           <w:p>
@@ -5954,7 +5918,6 @@
               <w:bottom w:val="single" w:sz="8" w:space="0" w:color="auto"/>
               <w:right w:val="single" w:sz="8" w:space="0" w:color="auto"/>
             </w:tcBorders>
-            <w:shd w:val="clear" w:color="auto" w:fill="auto"/>
             <w:vAlign w:val="center"/>
           </w:tcPr>
           <w:p>
@@ -5977,7 +5940,6 @@
               <w:bottom w:val="single" w:sz="8" w:space="0" w:color="auto"/>
               <w:right w:val="single" w:sz="8" w:space="0" w:color="auto"/>
             </w:tcBorders>
-            <w:shd w:val="clear" w:color="auto" w:fill="auto"/>
             <w:vAlign w:val="center"/>
           </w:tcPr>
           <w:p>
@@ -6000,7 +5962,6 @@
               <w:bottom w:val="single" w:sz="8" w:space="0" w:color="auto"/>
               <w:right w:val="single" w:sz="8" w:space="0" w:color="auto"/>
             </w:tcBorders>
-            <w:shd w:val="clear" w:color="auto" w:fill="auto"/>
             <w:vAlign w:val="center"/>
           </w:tcPr>
           <w:p>
@@ -6023,7 +5984,6 @@
               <w:bottom w:val="single" w:sz="8" w:space="0" w:color="auto"/>
               <w:right w:val="single" w:sz="8" w:space="0" w:color="auto"/>
             </w:tcBorders>
-            <w:shd w:val="clear" w:color="auto" w:fill="auto"/>
             <w:vAlign w:val="center"/>
           </w:tcPr>
           <w:p>
@@ -6046,7 +6006,6 @@
               <w:bottom w:val="single" w:sz="8" w:space="0" w:color="auto"/>
               <w:right w:val="single" w:sz="8" w:space="0" w:color="auto"/>
             </w:tcBorders>
-            <w:shd w:val="clear" w:color="auto" w:fill="auto"/>
             <w:vAlign w:val="center"/>
           </w:tcPr>
           <w:p>
@@ -6074,7 +6033,6 @@
               <w:bottom w:val="single" w:sz="8" w:space="0" w:color="auto"/>
               <w:right w:val="single" w:sz="8" w:space="0" w:color="auto"/>
             </w:tcBorders>
-            <w:shd w:val="clear" w:color="auto" w:fill="auto"/>
             <w:vAlign w:val="center"/>
           </w:tcPr>
           <w:p>
@@ -6097,7 +6055,6 @@
               <w:bottom w:val="single" w:sz="8" w:space="0" w:color="auto"/>
               <w:right w:val="single" w:sz="8" w:space="0" w:color="auto"/>
             </w:tcBorders>
-            <w:shd w:val="clear" w:color="auto" w:fill="auto"/>
             <w:vAlign w:val="center"/>
           </w:tcPr>
           <w:p>
@@ -6120,7 +6077,6 @@
               <w:bottom w:val="single" w:sz="8" w:space="0" w:color="auto"/>
               <w:right w:val="single" w:sz="8" w:space="0" w:color="auto"/>
             </w:tcBorders>
-            <w:shd w:val="clear" w:color="auto" w:fill="auto"/>
             <w:vAlign w:val="center"/>
           </w:tcPr>
           <w:p>
@@ -6143,7 +6099,6 @@
               <w:bottom w:val="single" w:sz="8" w:space="0" w:color="auto"/>
               <w:right w:val="single" w:sz="8" w:space="0" w:color="auto"/>
             </w:tcBorders>
-            <w:shd w:val="clear" w:color="auto" w:fill="auto"/>
             <w:vAlign w:val="center"/>
           </w:tcPr>
           <w:p>
@@ -6166,7 +6121,6 @@
               <w:bottom w:val="single" w:sz="8" w:space="0" w:color="auto"/>
               <w:right w:val="single" w:sz="8" w:space="0" w:color="auto"/>
             </w:tcBorders>
-            <w:shd w:val="clear" w:color="auto" w:fill="auto"/>
             <w:vAlign w:val="center"/>
           </w:tcPr>
           <w:p>
@@ -6189,7 +6143,6 @@
               <w:bottom w:val="single" w:sz="8" w:space="0" w:color="auto"/>
               <w:right w:val="single" w:sz="8" w:space="0" w:color="auto"/>
             </w:tcBorders>
-            <w:shd w:val="clear" w:color="auto" w:fill="auto"/>
             <w:vAlign w:val="center"/>
           </w:tcPr>
           <w:p>
@@ -6212,7 +6165,6 @@
               <w:bottom w:val="single" w:sz="8" w:space="0" w:color="auto"/>
               <w:right w:val="single" w:sz="8" w:space="0" w:color="auto"/>
             </w:tcBorders>
-            <w:shd w:val="clear" w:color="auto" w:fill="auto"/>
             <w:vAlign w:val="center"/>
           </w:tcPr>
           <w:p>
@@ -6240,7 +6192,6 @@
               <w:bottom w:val="single" w:sz="8" w:space="0" w:color="auto"/>
               <w:right w:val="single" w:sz="8" w:space="0" w:color="auto"/>
             </w:tcBorders>
-            <w:shd w:val="clear" w:color="auto" w:fill="auto"/>
             <w:vAlign w:val="center"/>
           </w:tcPr>
           <w:p>
@@ -6263,7 +6214,6 @@
               <w:bottom w:val="single" w:sz="8" w:space="0" w:color="auto"/>
               <w:right w:val="single" w:sz="8" w:space="0" w:color="auto"/>
             </w:tcBorders>
-            <w:shd w:val="clear" w:color="auto" w:fill="auto"/>
             <w:vAlign w:val="center"/>
           </w:tcPr>
           <w:p>
@@ -6286,7 +6236,6 @@
               <w:bottom w:val="single" w:sz="8" w:space="0" w:color="auto"/>
               <w:right w:val="single" w:sz="8" w:space="0" w:color="auto"/>
             </w:tcBorders>
-            <w:shd w:val="clear" w:color="auto" w:fill="auto"/>
             <w:vAlign w:val="center"/>
           </w:tcPr>
           <w:p>
@@ -6309,7 +6258,6 @@
               <w:bottom w:val="single" w:sz="8" w:space="0" w:color="auto"/>
               <w:right w:val="single" w:sz="8" w:space="0" w:color="auto"/>
             </w:tcBorders>
-            <w:shd w:val="clear" w:color="auto" w:fill="auto"/>
             <w:vAlign w:val="center"/>
           </w:tcPr>
           <w:p>
@@ -6332,7 +6280,6 @@
               <w:bottom w:val="single" w:sz="8" w:space="0" w:color="auto"/>
               <w:right w:val="single" w:sz="8" w:space="0" w:color="auto"/>
             </w:tcBorders>
-            <w:shd w:val="clear" w:color="auto" w:fill="auto"/>
             <w:vAlign w:val="center"/>
           </w:tcPr>
           <w:p>
@@ -6355,7 +6302,6 @@
               <w:bottom w:val="single" w:sz="8" w:space="0" w:color="auto"/>
               <w:right w:val="single" w:sz="8" w:space="0" w:color="auto"/>
             </w:tcBorders>
-            <w:shd w:val="clear" w:color="auto" w:fill="auto"/>
             <w:vAlign w:val="center"/>
           </w:tcPr>
           <w:p>
@@ -6378,7 +6324,6 @@
               <w:bottom w:val="single" w:sz="8" w:space="0" w:color="auto"/>
               <w:right w:val="single" w:sz="8" w:space="0" w:color="auto"/>
             </w:tcBorders>
-            <w:shd w:val="clear" w:color="auto" w:fill="auto"/>
             <w:vAlign w:val="center"/>
           </w:tcPr>
           <w:p>
@@ -6406,7 +6351,6 @@
               <w:bottom w:val="single" w:sz="8" w:space="0" w:color="auto"/>
               <w:right w:val="single" w:sz="8" w:space="0" w:color="auto"/>
             </w:tcBorders>
-            <w:shd w:val="clear" w:color="auto" w:fill="auto"/>
             <w:vAlign w:val="center"/>
           </w:tcPr>
           <w:p>
@@ -6429,7 +6373,6 @@
               <w:bottom w:val="single" w:sz="8" w:space="0" w:color="auto"/>
               <w:right w:val="single" w:sz="8" w:space="0" w:color="auto"/>
             </w:tcBorders>
-            <w:shd w:val="clear" w:color="auto" w:fill="auto"/>
             <w:vAlign w:val="center"/>
           </w:tcPr>
           <w:p>
@@ -6452,7 +6395,6 @@
               <w:bottom w:val="single" w:sz="8" w:space="0" w:color="auto"/>
               <w:right w:val="single" w:sz="8" w:space="0" w:color="auto"/>
             </w:tcBorders>
-            <w:shd w:val="clear" w:color="auto" w:fill="auto"/>
             <w:vAlign w:val="center"/>
           </w:tcPr>
           <w:p>
@@ -6475,7 +6417,6 @@
               <w:bottom w:val="single" w:sz="8" w:space="0" w:color="auto"/>
               <w:right w:val="single" w:sz="8" w:space="0" w:color="auto"/>
             </w:tcBorders>
-            <w:shd w:val="clear" w:color="auto" w:fill="auto"/>
             <w:vAlign w:val="center"/>
           </w:tcPr>
           <w:p>
@@ -6498,7 +6439,6 @@
               <w:bottom w:val="single" w:sz="8" w:space="0" w:color="auto"/>
               <w:right w:val="single" w:sz="8" w:space="0" w:color="auto"/>
             </w:tcBorders>
-            <w:shd w:val="clear" w:color="auto" w:fill="auto"/>
             <w:vAlign w:val="center"/>
           </w:tcPr>
           <w:p>
@@ -6521,7 +6461,6 @@
               <w:bottom w:val="single" w:sz="8" w:space="0" w:color="auto"/>
               <w:right w:val="single" w:sz="8" w:space="0" w:color="auto"/>
             </w:tcBorders>
-            <w:shd w:val="clear" w:color="auto" w:fill="auto"/>
             <w:vAlign w:val="center"/>
           </w:tcPr>
           <w:p>
@@ -6544,7 +6483,6 @@
               <w:bottom w:val="single" w:sz="8" w:space="0" w:color="auto"/>
               <w:right w:val="single" w:sz="8" w:space="0" w:color="auto"/>
             </w:tcBorders>
-            <w:shd w:val="clear" w:color="auto" w:fill="auto"/>
             <w:vAlign w:val="center"/>
           </w:tcPr>
           <w:p>
@@ -6572,7 +6510,6 @@
               <w:bottom w:val="single" w:sz="8" w:space="0" w:color="auto"/>
               <w:right w:val="single" w:sz="8" w:space="0" w:color="auto"/>
             </w:tcBorders>
-            <w:shd w:val="clear" w:color="auto" w:fill="auto"/>
             <w:vAlign w:val="center"/>
           </w:tcPr>
           <w:p>
@@ -6603,7 +6540,6 @@
               <w:bottom w:val="single" w:sz="8" w:space="0" w:color="auto"/>
               <w:right w:val="single" w:sz="8" w:space="0" w:color="auto"/>
             </w:tcBorders>
-            <w:shd w:val="clear" w:color="auto" w:fill="auto"/>
             <w:vAlign w:val="center"/>
           </w:tcPr>
           <w:p>
@@ -6634,7 +6570,6 @@
               <w:bottom w:val="single" w:sz="8" w:space="0" w:color="auto"/>
               <w:right w:val="single" w:sz="8" w:space="0" w:color="auto"/>
             </w:tcBorders>
-            <w:shd w:val="clear" w:color="auto" w:fill="auto"/>
             <w:vAlign w:val="center"/>
           </w:tcPr>
           <w:p>
@@ -6665,7 +6600,6 @@
               <w:bottom w:val="single" w:sz="8" w:space="0" w:color="auto"/>
               <w:right w:val="single" w:sz="8" w:space="0" w:color="auto"/>
             </w:tcBorders>
-            <w:shd w:val="clear" w:color="auto" w:fill="auto"/>
             <w:vAlign w:val="center"/>
           </w:tcPr>
           <w:p>
@@ -6726,7 +6660,6 @@
               <w:bottom w:val="single" w:sz="8" w:space="0" w:color="auto"/>
               <w:right w:val="single" w:sz="8" w:space="0" w:color="auto"/>
             </w:tcBorders>
-            <w:shd w:val="clear" w:color="auto" w:fill="auto"/>
             <w:vAlign w:val="center"/>
           </w:tcPr>
           <w:p>
@@ -6787,7 +6720,6 @@
               <w:bottom w:val="single" w:sz="8" w:space="0" w:color="auto"/>
               <w:right w:val="single" w:sz="8" w:space="0" w:color="auto"/>
             </w:tcBorders>
-            <w:shd w:val="clear" w:color="auto" w:fill="auto"/>
             <w:vAlign w:val="center"/>
           </w:tcPr>
           <w:p>
@@ -6848,7 +6780,6 @@
               <w:bottom w:val="single" w:sz="8" w:space="0" w:color="auto"/>
               <w:right w:val="single" w:sz="8" w:space="0" w:color="auto"/>
             </w:tcBorders>
-            <w:shd w:val="clear" w:color="auto" w:fill="auto"/>
             <w:vAlign w:val="center"/>
           </w:tcPr>
           <w:p>
@@ -6917,10 +6848,18 @@
         </w:r>
       </w:fldSimple>
       <w:r>
-        <w:t>: Summary of Additional Assessment Recommendations.</w:t>
-      </w:r>
-      <w:r>
-        <w:t>&lt;/A</w:t>
+        <w:t xml:space="preserve">: Summary of Additional Assessment </w:t>
+      </w:r>
+      <w:proofErr w:type="gramStart"/>
+      <w:r>
+        <w:t>Recommendations.</w:t>
+      </w:r>
+      <w:r>
+        <w:t>&lt;</w:t>
+      </w:r>
+      <w:proofErr w:type="gramEnd"/>
+      <w:r>
+        <w:t>/A</w:t>
       </w:r>
       <w:r>
         <w:t>DD</w:t>
@@ -6934,7 +6873,7 @@
       <w:bookmarkEnd w:id="17"/>
     </w:p>
     <w:sectPr>
-      <w:footerReference w:type="default" r:id="rId13"/>
+      <w:footerReference w:type="default" r:id="rId12"/>
       <w:pgSz w:w="12240" w:h="15840"/>
       <w:pgMar w:top="1440" w:right="1440" w:bottom="1440" w:left="1440" w:header="720" w:footer="720" w:gutter="0"/>
       <w:pgNumType w:start="1"/>
